--- a/docs/tables/whole/sec7_lm_d365.docx
+++ b/docs/tables/whole/sec7_lm_d365.docx
@@ -20,7 +20,7 @@
         <w:gridCol w:w="2624"/>
         <w:gridCol w:w="778"/>
         <w:gridCol w:w="912"/>
-        <w:gridCol w:w="1536"/>
+        <w:gridCol w:w="1463"/>
         <w:gridCol w:w="1181"/>
         <w:gridCol w:w="778"/>
         <w:gridCol w:w="912"/>
@@ -2043,113 +2043,113 @@
                 <w:szCs w:val="22"/>
                 <w:color w:val="000000"/>
               </w:rPr>
-              <w:t xml:space="preserve">-3.3</w:t>
-            </w:r>
-          </w:p>
-        </w:tc>
-        <w:tc>
-          <w:tcPr>
-            <w:tcBorders>
-              <w:bottom w:val="none" w:sz="0" w:space="0" w:color="000000"/>
-              <w:top w:val="none" w:sz="0" w:space="0" w:color="000000"/>
-              <w:left w:val="none" w:sz="0" w:space="0" w:color="000000"/>
-              <w:right w:val="none" w:sz="0" w:space="0" w:color="000000"/>
-            </w:tcBorders>
-            <w:shd w:val="clear" w:color="auto" w:fill="FFFFFF"/>
-            <w:tcMar>
-              <w:top w:w="0" w:type="dxa"/>
-              <w:bottom w:w="0" w:type="dxa"/>
-              <w:left w:w="0" w:type="dxa"/>
-              <w:right w:w="0" w:type="dxa"/>
-            </w:tcMar>
-            <w:vAlign w:val="top"/>
-          </w:tcPr>
-          <w:p>
-            <w:pPr>
-              <w:pStyle w:val="Normal"/>
-              <w:jc w:val="center"/>
-              <w:pBdr>
-                <w:bottom w:val="none" w:sz="0" w:space="0" w:color="000000"/>
-                <w:top w:val="none" w:sz="0" w:space="0" w:color="000000"/>
-                <w:left w:val="none" w:sz="0" w:space="0" w:color="000000"/>
-                <w:right w:val="none" w:sz="0" w:space="0" w:color="000000"/>
-              </w:pBdr>
-              <w:spacing w:after="100" w:before="100" w:line="240"/>
-              <w:ind w:left="100" w:right="100" w:firstLine="0" w:firstLineChars="0"/>
-              <w:rPr>
-                <w:rFonts w:ascii="Helvetica" w:hAnsi="Helvetica" w:eastAsia="Helvetica" w:cs="Helvetica"/>
-                <w:i w:val="false"/>
-                <w:b w:val="false"/>
-                <w:u w:val="none"/>
-                <w:sz w:val="22"/>
-                <w:szCs w:val="22"/>
-                <w:color w:val="000000"/>
-              </w:rPr>
-            </w:pPr>
-            <w:r>
-              <w:rPr>
-                <w:rFonts w:ascii="Helvetica" w:hAnsi="Helvetica" w:eastAsia="Helvetica" w:cs="Helvetica"/>
-                <w:i w:val="false"/>
-                <w:b w:val="false"/>
-                <w:u w:val="none"/>
-                <w:sz w:val="22"/>
-                <w:szCs w:val="22"/>
-                <w:color w:val="000000"/>
-              </w:rPr>
-              <w:t xml:space="preserve">-7.3, 0.77</w:t>
-            </w:r>
-          </w:p>
-        </w:tc>
-        <w:tc>
-          <w:tcPr>
-            <w:tcBorders>
-              <w:bottom w:val="none" w:sz="0" w:space="0" w:color="000000"/>
-              <w:top w:val="none" w:sz="0" w:space="0" w:color="000000"/>
-              <w:left w:val="none" w:sz="0" w:space="0" w:color="000000"/>
-              <w:right w:val="none" w:sz="0" w:space="0" w:color="000000"/>
-            </w:tcBorders>
-            <w:shd w:val="clear" w:color="auto" w:fill="FFFFFF"/>
-            <w:tcMar>
-              <w:top w:w="0" w:type="dxa"/>
-              <w:bottom w:w="0" w:type="dxa"/>
-              <w:left w:w="0" w:type="dxa"/>
-              <w:right w:w="0" w:type="dxa"/>
-            </w:tcMar>
-            <w:vAlign w:val="top"/>
-          </w:tcPr>
-          <w:p>
-            <w:pPr>
-              <w:pStyle w:val="Normal"/>
-              <w:jc w:val="center"/>
-              <w:pBdr>
-                <w:bottom w:val="none" w:sz="0" w:space="0" w:color="000000"/>
-                <w:top w:val="none" w:sz="0" w:space="0" w:color="000000"/>
-                <w:left w:val="none" w:sz="0" w:space="0" w:color="000000"/>
-                <w:right w:val="none" w:sz="0" w:space="0" w:color="000000"/>
-              </w:pBdr>
-              <w:spacing w:after="100" w:before="100" w:line="240"/>
-              <w:ind w:left="100" w:right="100" w:firstLine="0" w:firstLineChars="0"/>
-              <w:rPr>
-                <w:rFonts w:ascii="Helvetica" w:hAnsi="Helvetica" w:eastAsia="Helvetica" w:cs="Helvetica"/>
-                <w:i w:val="false"/>
-                <w:b w:val="false"/>
-                <w:u w:val="none"/>
-                <w:sz w:val="22"/>
-                <w:szCs w:val="22"/>
-                <w:color w:val="000000"/>
-              </w:rPr>
-            </w:pPr>
-            <w:r>
-              <w:rPr>
-                <w:rFonts w:ascii="Helvetica" w:hAnsi="Helvetica" w:eastAsia="Helvetica" w:cs="Helvetica"/>
-                <w:i w:val="false"/>
-                <w:b w:val="false"/>
-                <w:u w:val="none"/>
-                <w:sz w:val="22"/>
-                <w:szCs w:val="22"/>
-                <w:color w:val="000000"/>
-              </w:rPr>
-              <w:t xml:space="preserve">0.112</w:t>
+              <w:t xml:space="preserve">-5.5</w:t>
+            </w:r>
+          </w:p>
+        </w:tc>
+        <w:tc>
+          <w:tcPr>
+            <w:tcBorders>
+              <w:bottom w:val="none" w:sz="0" w:space="0" w:color="000000"/>
+              <w:top w:val="none" w:sz="0" w:space="0" w:color="000000"/>
+              <w:left w:val="none" w:sz="0" w:space="0" w:color="000000"/>
+              <w:right w:val="none" w:sz="0" w:space="0" w:color="000000"/>
+            </w:tcBorders>
+            <w:shd w:val="clear" w:color="auto" w:fill="FFFFFF"/>
+            <w:tcMar>
+              <w:top w:w="0" w:type="dxa"/>
+              <w:bottom w:w="0" w:type="dxa"/>
+              <w:left w:w="0" w:type="dxa"/>
+              <w:right w:w="0" w:type="dxa"/>
+            </w:tcMar>
+            <w:vAlign w:val="top"/>
+          </w:tcPr>
+          <w:p>
+            <w:pPr>
+              <w:pStyle w:val="Normal"/>
+              <w:jc w:val="center"/>
+              <w:pBdr>
+                <w:bottom w:val="none" w:sz="0" w:space="0" w:color="000000"/>
+                <w:top w:val="none" w:sz="0" w:space="0" w:color="000000"/>
+                <w:left w:val="none" w:sz="0" w:space="0" w:color="000000"/>
+                <w:right w:val="none" w:sz="0" w:space="0" w:color="000000"/>
+              </w:pBdr>
+              <w:spacing w:after="100" w:before="100" w:line="240"/>
+              <w:ind w:left="100" w:right="100" w:firstLine="0" w:firstLineChars="0"/>
+              <w:rPr>
+                <w:rFonts w:ascii="Helvetica" w:hAnsi="Helvetica" w:eastAsia="Helvetica" w:cs="Helvetica"/>
+                <w:i w:val="false"/>
+                <w:b w:val="false"/>
+                <w:u w:val="none"/>
+                <w:sz w:val="22"/>
+                <w:szCs w:val="22"/>
+                <w:color w:val="000000"/>
+              </w:rPr>
+            </w:pPr>
+            <w:r>
+              <w:rPr>
+                <w:rFonts w:ascii="Helvetica" w:hAnsi="Helvetica" w:eastAsia="Helvetica" w:cs="Helvetica"/>
+                <w:i w:val="false"/>
+                <w:b w:val="false"/>
+                <w:u w:val="none"/>
+                <w:sz w:val="22"/>
+                <w:szCs w:val="22"/>
+                <w:color w:val="000000"/>
+              </w:rPr>
+              <w:t xml:space="preserve">-9.9, -1.2</w:t>
+            </w:r>
+          </w:p>
+        </w:tc>
+        <w:tc>
+          <w:tcPr>
+            <w:tcBorders>
+              <w:bottom w:val="none" w:sz="0" w:space="0" w:color="000000"/>
+              <w:top w:val="none" w:sz="0" w:space="0" w:color="000000"/>
+              <w:left w:val="none" w:sz="0" w:space="0" w:color="000000"/>
+              <w:right w:val="none" w:sz="0" w:space="0" w:color="000000"/>
+            </w:tcBorders>
+            <w:shd w:val="clear" w:color="auto" w:fill="FFFFFF"/>
+            <w:tcMar>
+              <w:top w:w="0" w:type="dxa"/>
+              <w:bottom w:w="0" w:type="dxa"/>
+              <w:left w:w="0" w:type="dxa"/>
+              <w:right w:w="0" w:type="dxa"/>
+            </w:tcMar>
+            <w:vAlign w:val="top"/>
+          </w:tcPr>
+          <w:p>
+            <w:pPr>
+              <w:pStyle w:val="Normal"/>
+              <w:jc w:val="center"/>
+              <w:pBdr>
+                <w:bottom w:val="none" w:sz="0" w:space="0" w:color="000000"/>
+                <w:top w:val="none" w:sz="0" w:space="0" w:color="000000"/>
+                <w:left w:val="none" w:sz="0" w:space="0" w:color="000000"/>
+                <w:right w:val="none" w:sz="0" w:space="0" w:color="000000"/>
+              </w:pBdr>
+              <w:spacing w:after="100" w:before="100" w:line="240"/>
+              <w:ind w:left="100" w:right="100" w:firstLine="0" w:firstLineChars="0"/>
+              <w:rPr>
+                <w:rFonts w:ascii="Helvetica" w:hAnsi="Helvetica" w:eastAsia="Helvetica" w:cs="Helvetica"/>
+                <w:i w:val="false"/>
+                <w:b w:val="false"/>
+                <w:u w:val="none"/>
+                <w:sz w:val="22"/>
+                <w:szCs w:val="22"/>
+                <w:color w:val="000000"/>
+              </w:rPr>
+            </w:pPr>
+            <w:r>
+              <w:rPr>
+                <w:rFonts w:ascii="Helvetica" w:hAnsi="Helvetica" w:eastAsia="Helvetica" w:cs="Helvetica"/>
+                <w:i w:val="false"/>
+                <w:b w:val="false"/>
+                <w:u w:val="none"/>
+                <w:sz w:val="22"/>
+                <w:szCs w:val="22"/>
+                <w:color w:val="000000"/>
+              </w:rPr>
+              <w:t xml:space="preserve">0.013</w:t>
             </w:r>
           </w:p>
         </w:tc>
@@ -2526,113 +2526,113 @@
                 <w:szCs w:val="22"/>
                 <w:color w:val="000000"/>
               </w:rPr>
-              <w:t xml:space="preserve">-0.14</w:t>
-            </w:r>
-          </w:p>
-        </w:tc>
-        <w:tc>
-          <w:tcPr>
-            <w:tcBorders>
-              <w:bottom w:val="none" w:sz="0" w:space="0" w:color="000000"/>
-              <w:top w:val="none" w:sz="0" w:space="0" w:color="000000"/>
-              <w:left w:val="none" w:sz="0" w:space="0" w:color="000000"/>
-              <w:right w:val="none" w:sz="0" w:space="0" w:color="000000"/>
-            </w:tcBorders>
-            <w:shd w:val="clear" w:color="auto" w:fill="FFFFFF"/>
-            <w:tcMar>
-              <w:top w:w="0" w:type="dxa"/>
-              <w:bottom w:w="0" w:type="dxa"/>
-              <w:left w:w="0" w:type="dxa"/>
-              <w:right w:w="0" w:type="dxa"/>
-            </w:tcMar>
-            <w:vAlign w:val="top"/>
-          </w:tcPr>
-          <w:p>
-            <w:pPr>
-              <w:pStyle w:val="Normal"/>
-              <w:jc w:val="center"/>
-              <w:pBdr>
-                <w:bottom w:val="none" w:sz="0" w:space="0" w:color="000000"/>
-                <w:top w:val="none" w:sz="0" w:space="0" w:color="000000"/>
-                <w:left w:val="none" w:sz="0" w:space="0" w:color="000000"/>
-                <w:right w:val="none" w:sz="0" w:space="0" w:color="000000"/>
-              </w:pBdr>
-              <w:spacing w:after="100" w:before="100" w:line="240"/>
-              <w:ind w:left="100" w:right="100" w:firstLine="0" w:firstLineChars="0"/>
-              <w:rPr>
-                <w:rFonts w:ascii="Helvetica" w:hAnsi="Helvetica" w:eastAsia="Helvetica" w:cs="Helvetica"/>
-                <w:i w:val="false"/>
-                <w:b w:val="false"/>
-                <w:u w:val="none"/>
-                <w:sz w:val="22"/>
-                <w:szCs w:val="22"/>
-                <w:color w:val="000000"/>
-              </w:rPr>
-            </w:pPr>
-            <w:r>
-              <w:rPr>
-                <w:rFonts w:ascii="Helvetica" w:hAnsi="Helvetica" w:eastAsia="Helvetica" w:cs="Helvetica"/>
-                <w:i w:val="false"/>
-                <w:b w:val="false"/>
-                <w:u w:val="none"/>
-                <w:sz w:val="22"/>
-                <w:szCs w:val="22"/>
-                <w:color w:val="000000"/>
-              </w:rPr>
-              <w:t xml:space="preserve">-0.36, 0.08</w:t>
-            </w:r>
-          </w:p>
-        </w:tc>
-        <w:tc>
-          <w:tcPr>
-            <w:tcBorders>
-              <w:bottom w:val="none" w:sz="0" w:space="0" w:color="000000"/>
-              <w:top w:val="none" w:sz="0" w:space="0" w:color="000000"/>
-              <w:left w:val="none" w:sz="0" w:space="0" w:color="000000"/>
-              <w:right w:val="none" w:sz="0" w:space="0" w:color="000000"/>
-            </w:tcBorders>
-            <w:shd w:val="clear" w:color="auto" w:fill="FFFFFF"/>
-            <w:tcMar>
-              <w:top w:w="0" w:type="dxa"/>
-              <w:bottom w:w="0" w:type="dxa"/>
-              <w:left w:w="0" w:type="dxa"/>
-              <w:right w:w="0" w:type="dxa"/>
-            </w:tcMar>
-            <w:vAlign w:val="top"/>
-          </w:tcPr>
-          <w:p>
-            <w:pPr>
-              <w:pStyle w:val="Normal"/>
-              <w:jc w:val="center"/>
-              <w:pBdr>
-                <w:bottom w:val="none" w:sz="0" w:space="0" w:color="000000"/>
-                <w:top w:val="none" w:sz="0" w:space="0" w:color="000000"/>
-                <w:left w:val="none" w:sz="0" w:space="0" w:color="000000"/>
-                <w:right w:val="none" w:sz="0" w:space="0" w:color="000000"/>
-              </w:pBdr>
-              <w:spacing w:after="100" w:before="100" w:line="240"/>
-              <w:ind w:left="100" w:right="100" w:firstLine="0" w:firstLineChars="0"/>
-              <w:rPr>
-                <w:rFonts w:ascii="Helvetica" w:hAnsi="Helvetica" w:eastAsia="Helvetica" w:cs="Helvetica"/>
-                <w:i w:val="false"/>
-                <w:b w:val="false"/>
-                <w:u w:val="none"/>
-                <w:sz w:val="22"/>
-                <w:szCs w:val="22"/>
-                <w:color w:val="000000"/>
-              </w:rPr>
-            </w:pPr>
-            <w:r>
-              <w:rPr>
-                <w:rFonts w:ascii="Helvetica" w:hAnsi="Helvetica" w:eastAsia="Helvetica" w:cs="Helvetica"/>
-                <w:i w:val="false"/>
-                <w:b w:val="false"/>
-                <w:u w:val="none"/>
-                <w:sz w:val="22"/>
-                <w:szCs w:val="22"/>
-                <w:color w:val="000000"/>
-              </w:rPr>
-              <w:t xml:space="preserve">0.203</w:t>
+              <w:t xml:space="preserve">-0.04</w:t>
+            </w:r>
+          </w:p>
+        </w:tc>
+        <w:tc>
+          <w:tcPr>
+            <w:tcBorders>
+              <w:bottom w:val="none" w:sz="0" w:space="0" w:color="000000"/>
+              <w:top w:val="none" w:sz="0" w:space="0" w:color="000000"/>
+              <w:left w:val="none" w:sz="0" w:space="0" w:color="000000"/>
+              <w:right w:val="none" w:sz="0" w:space="0" w:color="000000"/>
+            </w:tcBorders>
+            <w:shd w:val="clear" w:color="auto" w:fill="FFFFFF"/>
+            <w:tcMar>
+              <w:top w:w="0" w:type="dxa"/>
+              <w:bottom w:w="0" w:type="dxa"/>
+              <w:left w:w="0" w:type="dxa"/>
+              <w:right w:w="0" w:type="dxa"/>
+            </w:tcMar>
+            <w:vAlign w:val="top"/>
+          </w:tcPr>
+          <w:p>
+            <w:pPr>
+              <w:pStyle w:val="Normal"/>
+              <w:jc w:val="center"/>
+              <w:pBdr>
+                <w:bottom w:val="none" w:sz="0" w:space="0" w:color="000000"/>
+                <w:top w:val="none" w:sz="0" w:space="0" w:color="000000"/>
+                <w:left w:val="none" w:sz="0" w:space="0" w:color="000000"/>
+                <w:right w:val="none" w:sz="0" w:space="0" w:color="000000"/>
+              </w:pBdr>
+              <w:spacing w:after="100" w:before="100" w:line="240"/>
+              <w:ind w:left="100" w:right="100" w:firstLine="0" w:firstLineChars="0"/>
+              <w:rPr>
+                <w:rFonts w:ascii="Helvetica" w:hAnsi="Helvetica" w:eastAsia="Helvetica" w:cs="Helvetica"/>
+                <w:i w:val="false"/>
+                <w:b w:val="false"/>
+                <w:u w:val="none"/>
+                <w:sz w:val="22"/>
+                <w:szCs w:val="22"/>
+                <w:color w:val="000000"/>
+              </w:rPr>
+            </w:pPr>
+            <w:r>
+              <w:rPr>
+                <w:rFonts w:ascii="Helvetica" w:hAnsi="Helvetica" w:eastAsia="Helvetica" w:cs="Helvetica"/>
+                <w:i w:val="false"/>
+                <w:b w:val="false"/>
+                <w:u w:val="none"/>
+                <w:sz w:val="22"/>
+                <w:szCs w:val="22"/>
+                <w:color w:val="000000"/>
+              </w:rPr>
+              <w:t xml:space="preserve">-0.24, 0.15</w:t>
+            </w:r>
+          </w:p>
+        </w:tc>
+        <w:tc>
+          <w:tcPr>
+            <w:tcBorders>
+              <w:bottom w:val="none" w:sz="0" w:space="0" w:color="000000"/>
+              <w:top w:val="none" w:sz="0" w:space="0" w:color="000000"/>
+              <w:left w:val="none" w:sz="0" w:space="0" w:color="000000"/>
+              <w:right w:val="none" w:sz="0" w:space="0" w:color="000000"/>
+            </w:tcBorders>
+            <w:shd w:val="clear" w:color="auto" w:fill="FFFFFF"/>
+            <w:tcMar>
+              <w:top w:w="0" w:type="dxa"/>
+              <w:bottom w:w="0" w:type="dxa"/>
+              <w:left w:w="0" w:type="dxa"/>
+              <w:right w:w="0" w:type="dxa"/>
+            </w:tcMar>
+            <w:vAlign w:val="top"/>
+          </w:tcPr>
+          <w:p>
+            <w:pPr>
+              <w:pStyle w:val="Normal"/>
+              <w:jc w:val="center"/>
+              <w:pBdr>
+                <w:bottom w:val="none" w:sz="0" w:space="0" w:color="000000"/>
+                <w:top w:val="none" w:sz="0" w:space="0" w:color="000000"/>
+                <w:left w:val="none" w:sz="0" w:space="0" w:color="000000"/>
+                <w:right w:val="none" w:sz="0" w:space="0" w:color="000000"/>
+              </w:pBdr>
+              <w:spacing w:after="100" w:before="100" w:line="240"/>
+              <w:ind w:left="100" w:right="100" w:firstLine="0" w:firstLineChars="0"/>
+              <w:rPr>
+                <w:rFonts w:ascii="Helvetica" w:hAnsi="Helvetica" w:eastAsia="Helvetica" w:cs="Helvetica"/>
+                <w:i w:val="false"/>
+                <w:b w:val="false"/>
+                <w:u w:val="none"/>
+                <w:sz w:val="22"/>
+                <w:szCs w:val="22"/>
+                <w:color w:val="000000"/>
+              </w:rPr>
+            </w:pPr>
+            <w:r>
+              <w:rPr>
+                <w:rFonts w:ascii="Helvetica" w:hAnsi="Helvetica" w:eastAsia="Helvetica" w:cs="Helvetica"/>
+                <w:i w:val="false"/>
+                <w:b w:val="false"/>
+                <w:u w:val="none"/>
+                <w:sz w:val="22"/>
+                <w:szCs w:val="22"/>
+                <w:color w:val="000000"/>
+              </w:rPr>
+              <w:t xml:space="preserve">0.655</w:t>
             </w:r>
           </w:p>
         </w:tc>
@@ -3975,113 +3975,113 @@
                 <w:szCs w:val="22"/>
                 <w:color w:val="000000"/>
               </w:rPr>
-              <w:t xml:space="preserve">-1.1</w:t>
-            </w:r>
-          </w:p>
-        </w:tc>
-        <w:tc>
-          <w:tcPr>
-            <w:tcBorders>
-              <w:bottom w:val="none" w:sz="0" w:space="0" w:color="000000"/>
-              <w:top w:val="none" w:sz="0" w:space="0" w:color="000000"/>
-              <w:left w:val="none" w:sz="0" w:space="0" w:color="000000"/>
-              <w:right w:val="none" w:sz="0" w:space="0" w:color="000000"/>
-            </w:tcBorders>
-            <w:shd w:val="clear" w:color="auto" w:fill="FFFFFF"/>
-            <w:tcMar>
-              <w:top w:w="0" w:type="dxa"/>
-              <w:bottom w:w="0" w:type="dxa"/>
-              <w:left w:w="0" w:type="dxa"/>
-              <w:right w:w="0" w:type="dxa"/>
-            </w:tcMar>
-            <w:vAlign w:val="top"/>
-          </w:tcPr>
-          <w:p>
-            <w:pPr>
-              <w:pStyle w:val="Normal"/>
-              <w:jc w:val="center"/>
-              <w:pBdr>
-                <w:bottom w:val="none" w:sz="0" w:space="0" w:color="000000"/>
-                <w:top w:val="none" w:sz="0" w:space="0" w:color="000000"/>
-                <w:left w:val="none" w:sz="0" w:space="0" w:color="000000"/>
-                <w:right w:val="none" w:sz="0" w:space="0" w:color="000000"/>
-              </w:pBdr>
-              <w:spacing w:after="100" w:before="100" w:line="240"/>
-              <w:ind w:left="100" w:right="100" w:firstLine="0" w:firstLineChars="0"/>
-              <w:rPr>
-                <w:rFonts w:ascii="Helvetica" w:hAnsi="Helvetica" w:eastAsia="Helvetica" w:cs="Helvetica"/>
-                <w:i w:val="false"/>
-                <w:b w:val="false"/>
-                <w:u w:val="none"/>
-                <w:sz w:val="22"/>
-                <w:szCs w:val="22"/>
-                <w:color w:val="000000"/>
-              </w:rPr>
-            </w:pPr>
-            <w:r>
-              <w:rPr>
-                <w:rFonts w:ascii="Helvetica" w:hAnsi="Helvetica" w:eastAsia="Helvetica" w:cs="Helvetica"/>
-                <w:i w:val="false"/>
-                <w:b w:val="false"/>
-                <w:u w:val="none"/>
-                <w:sz w:val="22"/>
-                <w:szCs w:val="22"/>
-                <w:color w:val="000000"/>
-              </w:rPr>
-              <w:t xml:space="preserve">-7.2, 5.1</w:t>
-            </w:r>
-          </w:p>
-        </w:tc>
-        <w:tc>
-          <w:tcPr>
-            <w:tcBorders>
-              <w:bottom w:val="none" w:sz="0" w:space="0" w:color="000000"/>
-              <w:top w:val="none" w:sz="0" w:space="0" w:color="000000"/>
-              <w:left w:val="none" w:sz="0" w:space="0" w:color="000000"/>
-              <w:right w:val="none" w:sz="0" w:space="0" w:color="000000"/>
-            </w:tcBorders>
-            <w:shd w:val="clear" w:color="auto" w:fill="FFFFFF"/>
-            <w:tcMar>
-              <w:top w:w="0" w:type="dxa"/>
-              <w:bottom w:w="0" w:type="dxa"/>
-              <w:left w:w="0" w:type="dxa"/>
-              <w:right w:w="0" w:type="dxa"/>
-            </w:tcMar>
-            <w:vAlign w:val="top"/>
-          </w:tcPr>
-          <w:p>
-            <w:pPr>
-              <w:pStyle w:val="Normal"/>
-              <w:jc w:val="center"/>
-              <w:pBdr>
-                <w:bottom w:val="none" w:sz="0" w:space="0" w:color="000000"/>
-                <w:top w:val="none" w:sz="0" w:space="0" w:color="000000"/>
-                <w:left w:val="none" w:sz="0" w:space="0" w:color="000000"/>
-                <w:right w:val="none" w:sz="0" w:space="0" w:color="000000"/>
-              </w:pBdr>
-              <w:spacing w:after="100" w:before="100" w:line="240"/>
-              <w:ind w:left="100" w:right="100" w:firstLine="0" w:firstLineChars="0"/>
-              <w:rPr>
-                <w:rFonts w:ascii="Helvetica" w:hAnsi="Helvetica" w:eastAsia="Helvetica" w:cs="Helvetica"/>
-                <w:i w:val="false"/>
-                <w:b w:val="false"/>
-                <w:u w:val="none"/>
-                <w:sz w:val="22"/>
-                <w:szCs w:val="22"/>
-                <w:color w:val="000000"/>
-              </w:rPr>
-            </w:pPr>
-            <w:r>
-              <w:rPr>
-                <w:rFonts w:ascii="Helvetica" w:hAnsi="Helvetica" w:eastAsia="Helvetica" w:cs="Helvetica"/>
-                <w:i w:val="false"/>
-                <w:b w:val="false"/>
-                <w:u w:val="none"/>
-                <w:sz w:val="22"/>
-                <w:szCs w:val="22"/>
-                <w:color w:val="000000"/>
-              </w:rPr>
-              <w:t xml:space="preserve">0.734</w:t>
+              <w:t xml:space="preserve">-1.8</w:t>
+            </w:r>
+          </w:p>
+        </w:tc>
+        <w:tc>
+          <w:tcPr>
+            <w:tcBorders>
+              <w:bottom w:val="none" w:sz="0" w:space="0" w:color="000000"/>
+              <w:top w:val="none" w:sz="0" w:space="0" w:color="000000"/>
+              <w:left w:val="none" w:sz="0" w:space="0" w:color="000000"/>
+              <w:right w:val="none" w:sz="0" w:space="0" w:color="000000"/>
+            </w:tcBorders>
+            <w:shd w:val="clear" w:color="auto" w:fill="FFFFFF"/>
+            <w:tcMar>
+              <w:top w:w="0" w:type="dxa"/>
+              <w:bottom w:w="0" w:type="dxa"/>
+              <w:left w:w="0" w:type="dxa"/>
+              <w:right w:w="0" w:type="dxa"/>
+            </w:tcMar>
+            <w:vAlign w:val="top"/>
+          </w:tcPr>
+          <w:p>
+            <w:pPr>
+              <w:pStyle w:val="Normal"/>
+              <w:jc w:val="center"/>
+              <w:pBdr>
+                <w:bottom w:val="none" w:sz="0" w:space="0" w:color="000000"/>
+                <w:top w:val="none" w:sz="0" w:space="0" w:color="000000"/>
+                <w:left w:val="none" w:sz="0" w:space="0" w:color="000000"/>
+                <w:right w:val="none" w:sz="0" w:space="0" w:color="000000"/>
+              </w:pBdr>
+              <w:spacing w:after="100" w:before="100" w:line="240"/>
+              <w:ind w:left="100" w:right="100" w:firstLine="0" w:firstLineChars="0"/>
+              <w:rPr>
+                <w:rFonts w:ascii="Helvetica" w:hAnsi="Helvetica" w:eastAsia="Helvetica" w:cs="Helvetica"/>
+                <w:i w:val="false"/>
+                <w:b w:val="false"/>
+                <w:u w:val="none"/>
+                <w:sz w:val="22"/>
+                <w:szCs w:val="22"/>
+                <w:color w:val="000000"/>
+              </w:rPr>
+            </w:pPr>
+            <w:r>
+              <w:rPr>
+                <w:rFonts w:ascii="Helvetica" w:hAnsi="Helvetica" w:eastAsia="Helvetica" w:cs="Helvetica"/>
+                <w:i w:val="false"/>
+                <w:b w:val="false"/>
+                <w:u w:val="none"/>
+                <w:sz w:val="22"/>
+                <w:szCs w:val="22"/>
+                <w:color w:val="000000"/>
+              </w:rPr>
+              <w:t xml:space="preserve">-7.9, 4.3</w:t>
+            </w:r>
+          </w:p>
+        </w:tc>
+        <w:tc>
+          <w:tcPr>
+            <w:tcBorders>
+              <w:bottom w:val="none" w:sz="0" w:space="0" w:color="000000"/>
+              <w:top w:val="none" w:sz="0" w:space="0" w:color="000000"/>
+              <w:left w:val="none" w:sz="0" w:space="0" w:color="000000"/>
+              <w:right w:val="none" w:sz="0" w:space="0" w:color="000000"/>
+            </w:tcBorders>
+            <w:shd w:val="clear" w:color="auto" w:fill="FFFFFF"/>
+            <w:tcMar>
+              <w:top w:w="0" w:type="dxa"/>
+              <w:bottom w:w="0" w:type="dxa"/>
+              <w:left w:w="0" w:type="dxa"/>
+              <w:right w:w="0" w:type="dxa"/>
+            </w:tcMar>
+            <w:vAlign w:val="top"/>
+          </w:tcPr>
+          <w:p>
+            <w:pPr>
+              <w:pStyle w:val="Normal"/>
+              <w:jc w:val="center"/>
+              <w:pBdr>
+                <w:bottom w:val="none" w:sz="0" w:space="0" w:color="000000"/>
+                <w:top w:val="none" w:sz="0" w:space="0" w:color="000000"/>
+                <w:left w:val="none" w:sz="0" w:space="0" w:color="000000"/>
+                <w:right w:val="none" w:sz="0" w:space="0" w:color="000000"/>
+              </w:pBdr>
+              <w:spacing w:after="100" w:before="100" w:line="240"/>
+              <w:ind w:left="100" w:right="100" w:firstLine="0" w:firstLineChars="0"/>
+              <w:rPr>
+                <w:rFonts w:ascii="Helvetica" w:hAnsi="Helvetica" w:eastAsia="Helvetica" w:cs="Helvetica"/>
+                <w:i w:val="false"/>
+                <w:b w:val="false"/>
+                <w:u w:val="none"/>
+                <w:sz w:val="22"/>
+                <w:szCs w:val="22"/>
+                <w:color w:val="000000"/>
+              </w:rPr>
+            </w:pPr>
+            <w:r>
+              <w:rPr>
+                <w:rFonts w:ascii="Helvetica" w:hAnsi="Helvetica" w:eastAsia="Helvetica" w:cs="Helvetica"/>
+                <w:i w:val="false"/>
+                <w:b w:val="false"/>
+                <w:u w:val="none"/>
+                <w:sz w:val="22"/>
+                <w:szCs w:val="22"/>
+                <w:color w:val="000000"/>
+              </w:rPr>
+              <w:t xml:space="preserve">0.570</w:t>
             </w:r>
           </w:p>
         </w:tc>
@@ -4458,113 +4458,113 @@
                 <w:szCs w:val="22"/>
                 <w:color w:val="000000"/>
               </w:rPr>
-              <w:t xml:space="preserve">0.02</w:t>
-            </w:r>
-          </w:p>
-        </w:tc>
-        <w:tc>
-          <w:tcPr>
-            <w:tcBorders>
-              <w:bottom w:val="none" w:sz="0" w:space="0" w:color="000000"/>
-              <w:top w:val="none" w:sz="0" w:space="0" w:color="000000"/>
-              <w:left w:val="none" w:sz="0" w:space="0" w:color="000000"/>
-              <w:right w:val="none" w:sz="0" w:space="0" w:color="000000"/>
-            </w:tcBorders>
-            <w:shd w:val="clear" w:color="auto" w:fill="FFFFFF"/>
-            <w:tcMar>
-              <w:top w:w="0" w:type="dxa"/>
-              <w:bottom w:w="0" w:type="dxa"/>
-              <w:left w:w="0" w:type="dxa"/>
-              <w:right w:w="0" w:type="dxa"/>
-            </w:tcMar>
-            <w:vAlign w:val="top"/>
-          </w:tcPr>
-          <w:p>
-            <w:pPr>
-              <w:pStyle w:val="Normal"/>
-              <w:jc w:val="center"/>
-              <w:pBdr>
-                <w:bottom w:val="none" w:sz="0" w:space="0" w:color="000000"/>
-                <w:top w:val="none" w:sz="0" w:space="0" w:color="000000"/>
-                <w:left w:val="none" w:sz="0" w:space="0" w:color="000000"/>
-                <w:right w:val="none" w:sz="0" w:space="0" w:color="000000"/>
-              </w:pBdr>
-              <w:spacing w:after="100" w:before="100" w:line="240"/>
-              <w:ind w:left="100" w:right="100" w:firstLine="0" w:firstLineChars="0"/>
-              <w:rPr>
-                <w:rFonts w:ascii="Helvetica" w:hAnsi="Helvetica" w:eastAsia="Helvetica" w:cs="Helvetica"/>
-                <w:i w:val="false"/>
-                <w:b w:val="false"/>
-                <w:u w:val="none"/>
-                <w:sz w:val="22"/>
-                <w:szCs w:val="22"/>
-                <w:color w:val="000000"/>
-              </w:rPr>
-            </w:pPr>
-            <w:r>
-              <w:rPr>
-                <w:rFonts w:ascii="Helvetica" w:hAnsi="Helvetica" w:eastAsia="Helvetica" w:cs="Helvetica"/>
-                <w:i w:val="false"/>
-                <w:b w:val="false"/>
-                <w:u w:val="none"/>
-                <w:sz w:val="22"/>
-                <w:szCs w:val="22"/>
-                <w:color w:val="000000"/>
-              </w:rPr>
-              <w:t xml:space="preserve">-0.71, 0.75</w:t>
-            </w:r>
-          </w:p>
-        </w:tc>
-        <w:tc>
-          <w:tcPr>
-            <w:tcBorders>
-              <w:bottom w:val="none" w:sz="0" w:space="0" w:color="000000"/>
-              <w:top w:val="none" w:sz="0" w:space="0" w:color="000000"/>
-              <w:left w:val="none" w:sz="0" w:space="0" w:color="000000"/>
-              <w:right w:val="none" w:sz="0" w:space="0" w:color="000000"/>
-            </w:tcBorders>
-            <w:shd w:val="clear" w:color="auto" w:fill="FFFFFF"/>
-            <w:tcMar>
-              <w:top w:w="0" w:type="dxa"/>
-              <w:bottom w:w="0" w:type="dxa"/>
-              <w:left w:w="0" w:type="dxa"/>
-              <w:right w:w="0" w:type="dxa"/>
-            </w:tcMar>
-            <w:vAlign w:val="top"/>
-          </w:tcPr>
-          <w:p>
-            <w:pPr>
-              <w:pStyle w:val="Normal"/>
-              <w:jc w:val="center"/>
-              <w:pBdr>
-                <w:bottom w:val="none" w:sz="0" w:space="0" w:color="000000"/>
-                <w:top w:val="none" w:sz="0" w:space="0" w:color="000000"/>
-                <w:left w:val="none" w:sz="0" w:space="0" w:color="000000"/>
-                <w:right w:val="none" w:sz="0" w:space="0" w:color="000000"/>
-              </w:pBdr>
-              <w:spacing w:after="100" w:before="100" w:line="240"/>
-              <w:ind w:left="100" w:right="100" w:firstLine="0" w:firstLineChars="0"/>
-              <w:rPr>
-                <w:rFonts w:ascii="Helvetica" w:hAnsi="Helvetica" w:eastAsia="Helvetica" w:cs="Helvetica"/>
-                <w:i w:val="false"/>
-                <w:b w:val="false"/>
-                <w:u w:val="none"/>
-                <w:sz w:val="22"/>
-                <w:szCs w:val="22"/>
-                <w:color w:val="000000"/>
-              </w:rPr>
-            </w:pPr>
-            <w:r>
-              <w:rPr>
-                <w:rFonts w:ascii="Helvetica" w:hAnsi="Helvetica" w:eastAsia="Helvetica" w:cs="Helvetica"/>
-                <w:i w:val="false"/>
-                <w:b w:val="false"/>
-                <w:u w:val="none"/>
-                <w:sz w:val="22"/>
-                <w:szCs w:val="22"/>
-                <w:color w:val="000000"/>
-              </w:rPr>
-              <w:t xml:space="preserve">0.958</w:t>
+              <w:t xml:space="preserve">-0.04</w:t>
+            </w:r>
+          </w:p>
+        </w:tc>
+        <w:tc>
+          <w:tcPr>
+            <w:tcBorders>
+              <w:bottom w:val="none" w:sz="0" w:space="0" w:color="000000"/>
+              <w:top w:val="none" w:sz="0" w:space="0" w:color="000000"/>
+              <w:left w:val="none" w:sz="0" w:space="0" w:color="000000"/>
+              <w:right w:val="none" w:sz="0" w:space="0" w:color="000000"/>
+            </w:tcBorders>
+            <w:shd w:val="clear" w:color="auto" w:fill="FFFFFF"/>
+            <w:tcMar>
+              <w:top w:w="0" w:type="dxa"/>
+              <w:bottom w:w="0" w:type="dxa"/>
+              <w:left w:w="0" w:type="dxa"/>
+              <w:right w:w="0" w:type="dxa"/>
+            </w:tcMar>
+            <w:vAlign w:val="top"/>
+          </w:tcPr>
+          <w:p>
+            <w:pPr>
+              <w:pStyle w:val="Normal"/>
+              <w:jc w:val="center"/>
+              <w:pBdr>
+                <w:bottom w:val="none" w:sz="0" w:space="0" w:color="000000"/>
+                <w:top w:val="none" w:sz="0" w:space="0" w:color="000000"/>
+                <w:left w:val="none" w:sz="0" w:space="0" w:color="000000"/>
+                <w:right w:val="none" w:sz="0" w:space="0" w:color="000000"/>
+              </w:pBdr>
+              <w:spacing w:after="100" w:before="100" w:line="240"/>
+              <w:ind w:left="100" w:right="100" w:firstLine="0" w:firstLineChars="0"/>
+              <w:rPr>
+                <w:rFonts w:ascii="Helvetica" w:hAnsi="Helvetica" w:eastAsia="Helvetica" w:cs="Helvetica"/>
+                <w:i w:val="false"/>
+                <w:b w:val="false"/>
+                <w:u w:val="none"/>
+                <w:sz w:val="22"/>
+                <w:szCs w:val="22"/>
+                <w:color w:val="000000"/>
+              </w:rPr>
+            </w:pPr>
+            <w:r>
+              <w:rPr>
+                <w:rFonts w:ascii="Helvetica" w:hAnsi="Helvetica" w:eastAsia="Helvetica" w:cs="Helvetica"/>
+                <w:i w:val="false"/>
+                <w:b w:val="false"/>
+                <w:u w:val="none"/>
+                <w:sz w:val="22"/>
+                <w:szCs w:val="22"/>
+                <w:color w:val="000000"/>
+              </w:rPr>
+              <w:t xml:space="preserve">-0.79, 0.70</w:t>
+            </w:r>
+          </w:p>
+        </w:tc>
+        <w:tc>
+          <w:tcPr>
+            <w:tcBorders>
+              <w:bottom w:val="none" w:sz="0" w:space="0" w:color="000000"/>
+              <w:top w:val="none" w:sz="0" w:space="0" w:color="000000"/>
+              <w:left w:val="none" w:sz="0" w:space="0" w:color="000000"/>
+              <w:right w:val="none" w:sz="0" w:space="0" w:color="000000"/>
+            </w:tcBorders>
+            <w:shd w:val="clear" w:color="auto" w:fill="FFFFFF"/>
+            <w:tcMar>
+              <w:top w:w="0" w:type="dxa"/>
+              <w:bottom w:w="0" w:type="dxa"/>
+              <w:left w:w="0" w:type="dxa"/>
+              <w:right w:w="0" w:type="dxa"/>
+            </w:tcMar>
+            <w:vAlign w:val="top"/>
+          </w:tcPr>
+          <w:p>
+            <w:pPr>
+              <w:pStyle w:val="Normal"/>
+              <w:jc w:val="center"/>
+              <w:pBdr>
+                <w:bottom w:val="none" w:sz="0" w:space="0" w:color="000000"/>
+                <w:top w:val="none" w:sz="0" w:space="0" w:color="000000"/>
+                <w:left w:val="none" w:sz="0" w:space="0" w:color="000000"/>
+                <w:right w:val="none" w:sz="0" w:space="0" w:color="000000"/>
+              </w:pBdr>
+              <w:spacing w:after="100" w:before="100" w:line="240"/>
+              <w:ind w:left="100" w:right="100" w:firstLine="0" w:firstLineChars="0"/>
+              <w:rPr>
+                <w:rFonts w:ascii="Helvetica" w:hAnsi="Helvetica" w:eastAsia="Helvetica" w:cs="Helvetica"/>
+                <w:i w:val="false"/>
+                <w:b w:val="false"/>
+                <w:u w:val="none"/>
+                <w:sz w:val="22"/>
+                <w:szCs w:val="22"/>
+                <w:color w:val="000000"/>
+              </w:rPr>
+            </w:pPr>
+            <w:r>
+              <w:rPr>
+                <w:rFonts w:ascii="Helvetica" w:hAnsi="Helvetica" w:eastAsia="Helvetica" w:cs="Helvetica"/>
+                <w:i w:val="false"/>
+                <w:b w:val="false"/>
+                <w:u w:val="none"/>
+                <w:sz w:val="22"/>
+                <w:szCs w:val="22"/>
+                <w:color w:val="000000"/>
+              </w:rPr>
+              <w:t xml:space="preserve">0.911</w:t>
             </w:r>
           </w:p>
         </w:tc>
@@ -5907,113 +5907,113 @@
                 <w:szCs w:val="22"/>
                 <w:color w:val="000000"/>
               </w:rPr>
-              <w:t xml:space="preserve">-0.67</w:t>
-            </w:r>
-          </w:p>
-        </w:tc>
-        <w:tc>
-          <w:tcPr>
-            <w:tcBorders>
-              <w:bottom w:val="none" w:sz="0" w:space="0" w:color="000000"/>
-              <w:top w:val="none" w:sz="0" w:space="0" w:color="000000"/>
-              <w:left w:val="none" w:sz="0" w:space="0" w:color="000000"/>
-              <w:right w:val="none" w:sz="0" w:space="0" w:color="000000"/>
-            </w:tcBorders>
-            <w:shd w:val="clear" w:color="auto" w:fill="FFFFFF"/>
-            <w:tcMar>
-              <w:top w:w="0" w:type="dxa"/>
-              <w:bottom w:w="0" w:type="dxa"/>
-              <w:left w:w="0" w:type="dxa"/>
-              <w:right w:w="0" w:type="dxa"/>
-            </w:tcMar>
-            <w:vAlign w:val="top"/>
-          </w:tcPr>
-          <w:p>
-            <w:pPr>
-              <w:pStyle w:val="Normal"/>
-              <w:jc w:val="center"/>
-              <w:pBdr>
-                <w:bottom w:val="none" w:sz="0" w:space="0" w:color="000000"/>
-                <w:top w:val="none" w:sz="0" w:space="0" w:color="000000"/>
-                <w:left w:val="none" w:sz="0" w:space="0" w:color="000000"/>
-                <w:right w:val="none" w:sz="0" w:space="0" w:color="000000"/>
-              </w:pBdr>
-              <w:spacing w:after="100" w:before="100" w:line="240"/>
-              <w:ind w:left="100" w:right="100" w:firstLine="0" w:firstLineChars="0"/>
-              <w:rPr>
-                <w:rFonts w:ascii="Helvetica" w:hAnsi="Helvetica" w:eastAsia="Helvetica" w:cs="Helvetica"/>
-                <w:i w:val="false"/>
-                <w:b w:val="false"/>
-                <w:u w:val="none"/>
-                <w:sz w:val="22"/>
-                <w:szCs w:val="22"/>
-                <w:color w:val="000000"/>
-              </w:rPr>
-            </w:pPr>
-            <w:r>
-              <w:rPr>
-                <w:rFonts w:ascii="Helvetica" w:hAnsi="Helvetica" w:eastAsia="Helvetica" w:cs="Helvetica"/>
-                <w:i w:val="false"/>
-                <w:b w:val="false"/>
-                <w:u w:val="none"/>
-                <w:sz w:val="22"/>
-                <w:szCs w:val="22"/>
-                <w:color w:val="000000"/>
-              </w:rPr>
-              <w:t xml:space="preserve">-4.9, 3.6</w:t>
-            </w:r>
-          </w:p>
-        </w:tc>
-        <w:tc>
-          <w:tcPr>
-            <w:tcBorders>
-              <w:bottom w:val="none" w:sz="0" w:space="0" w:color="000000"/>
-              <w:top w:val="none" w:sz="0" w:space="0" w:color="000000"/>
-              <w:left w:val="none" w:sz="0" w:space="0" w:color="000000"/>
-              <w:right w:val="none" w:sz="0" w:space="0" w:color="000000"/>
-            </w:tcBorders>
-            <w:shd w:val="clear" w:color="auto" w:fill="FFFFFF"/>
-            <w:tcMar>
-              <w:top w:w="0" w:type="dxa"/>
-              <w:bottom w:w="0" w:type="dxa"/>
-              <w:left w:w="0" w:type="dxa"/>
-              <w:right w:w="0" w:type="dxa"/>
-            </w:tcMar>
-            <w:vAlign w:val="top"/>
-          </w:tcPr>
-          <w:p>
-            <w:pPr>
-              <w:pStyle w:val="Normal"/>
-              <w:jc w:val="center"/>
-              <w:pBdr>
-                <w:bottom w:val="none" w:sz="0" w:space="0" w:color="000000"/>
-                <w:top w:val="none" w:sz="0" w:space="0" w:color="000000"/>
-                <w:left w:val="none" w:sz="0" w:space="0" w:color="000000"/>
-                <w:right w:val="none" w:sz="0" w:space="0" w:color="000000"/>
-              </w:pBdr>
-              <w:spacing w:after="100" w:before="100" w:line="240"/>
-              <w:ind w:left="100" w:right="100" w:firstLine="0" w:firstLineChars="0"/>
-              <w:rPr>
-                <w:rFonts w:ascii="Helvetica" w:hAnsi="Helvetica" w:eastAsia="Helvetica" w:cs="Helvetica"/>
-                <w:i w:val="false"/>
-                <w:b w:val="false"/>
-                <w:u w:val="none"/>
-                <w:sz w:val="22"/>
-                <w:szCs w:val="22"/>
-                <w:color w:val="000000"/>
-              </w:rPr>
-            </w:pPr>
-            <w:r>
-              <w:rPr>
-                <w:rFonts w:ascii="Helvetica" w:hAnsi="Helvetica" w:eastAsia="Helvetica" w:cs="Helvetica"/>
-                <w:i w:val="false"/>
-                <w:b w:val="false"/>
-                <w:u w:val="none"/>
-                <w:sz w:val="22"/>
-                <w:szCs w:val="22"/>
-                <w:color w:val="000000"/>
-              </w:rPr>
-              <w:t xml:space="preserve">0.759</w:t>
+              <w:t xml:space="preserve">-1.1</w:t>
+            </w:r>
+          </w:p>
+        </w:tc>
+        <w:tc>
+          <w:tcPr>
+            <w:tcBorders>
+              <w:bottom w:val="none" w:sz="0" w:space="0" w:color="000000"/>
+              <w:top w:val="none" w:sz="0" w:space="0" w:color="000000"/>
+              <w:left w:val="none" w:sz="0" w:space="0" w:color="000000"/>
+              <w:right w:val="none" w:sz="0" w:space="0" w:color="000000"/>
+            </w:tcBorders>
+            <w:shd w:val="clear" w:color="auto" w:fill="FFFFFF"/>
+            <w:tcMar>
+              <w:top w:w="0" w:type="dxa"/>
+              <w:bottom w:w="0" w:type="dxa"/>
+              <w:left w:w="0" w:type="dxa"/>
+              <w:right w:w="0" w:type="dxa"/>
+            </w:tcMar>
+            <w:vAlign w:val="top"/>
+          </w:tcPr>
+          <w:p>
+            <w:pPr>
+              <w:pStyle w:val="Normal"/>
+              <w:jc w:val="center"/>
+              <w:pBdr>
+                <w:bottom w:val="none" w:sz="0" w:space="0" w:color="000000"/>
+                <w:top w:val="none" w:sz="0" w:space="0" w:color="000000"/>
+                <w:left w:val="none" w:sz="0" w:space="0" w:color="000000"/>
+                <w:right w:val="none" w:sz="0" w:space="0" w:color="000000"/>
+              </w:pBdr>
+              <w:spacing w:after="100" w:before="100" w:line="240"/>
+              <w:ind w:left="100" w:right="100" w:firstLine="0" w:firstLineChars="0"/>
+              <w:rPr>
+                <w:rFonts w:ascii="Helvetica" w:hAnsi="Helvetica" w:eastAsia="Helvetica" w:cs="Helvetica"/>
+                <w:i w:val="false"/>
+                <w:b w:val="false"/>
+                <w:u w:val="none"/>
+                <w:sz w:val="22"/>
+                <w:szCs w:val="22"/>
+                <w:color w:val="000000"/>
+              </w:rPr>
+            </w:pPr>
+            <w:r>
+              <w:rPr>
+                <w:rFonts w:ascii="Helvetica" w:hAnsi="Helvetica" w:eastAsia="Helvetica" w:cs="Helvetica"/>
+                <w:i w:val="false"/>
+                <w:b w:val="false"/>
+                <w:u w:val="none"/>
+                <w:sz w:val="22"/>
+                <w:szCs w:val="22"/>
+                <w:color w:val="000000"/>
+              </w:rPr>
+              <w:t xml:space="preserve">-5.4, 3.3</w:t>
+            </w:r>
+          </w:p>
+        </w:tc>
+        <w:tc>
+          <w:tcPr>
+            <w:tcBorders>
+              <w:bottom w:val="none" w:sz="0" w:space="0" w:color="000000"/>
+              <w:top w:val="none" w:sz="0" w:space="0" w:color="000000"/>
+              <w:left w:val="none" w:sz="0" w:space="0" w:color="000000"/>
+              <w:right w:val="none" w:sz="0" w:space="0" w:color="000000"/>
+            </w:tcBorders>
+            <w:shd w:val="clear" w:color="auto" w:fill="FFFFFF"/>
+            <w:tcMar>
+              <w:top w:w="0" w:type="dxa"/>
+              <w:bottom w:w="0" w:type="dxa"/>
+              <w:left w:w="0" w:type="dxa"/>
+              <w:right w:w="0" w:type="dxa"/>
+            </w:tcMar>
+            <w:vAlign w:val="top"/>
+          </w:tcPr>
+          <w:p>
+            <w:pPr>
+              <w:pStyle w:val="Normal"/>
+              <w:jc w:val="center"/>
+              <w:pBdr>
+                <w:bottom w:val="none" w:sz="0" w:space="0" w:color="000000"/>
+                <w:top w:val="none" w:sz="0" w:space="0" w:color="000000"/>
+                <w:left w:val="none" w:sz="0" w:space="0" w:color="000000"/>
+                <w:right w:val="none" w:sz="0" w:space="0" w:color="000000"/>
+              </w:pBdr>
+              <w:spacing w:after="100" w:before="100" w:line="240"/>
+              <w:ind w:left="100" w:right="100" w:firstLine="0" w:firstLineChars="0"/>
+              <w:rPr>
+                <w:rFonts w:ascii="Helvetica" w:hAnsi="Helvetica" w:eastAsia="Helvetica" w:cs="Helvetica"/>
+                <w:i w:val="false"/>
+                <w:b w:val="false"/>
+                <w:u w:val="none"/>
+                <w:sz w:val="22"/>
+                <w:szCs w:val="22"/>
+                <w:color w:val="000000"/>
+              </w:rPr>
+            </w:pPr>
+            <w:r>
+              <w:rPr>
+                <w:rFonts w:ascii="Helvetica" w:hAnsi="Helvetica" w:eastAsia="Helvetica" w:cs="Helvetica"/>
+                <w:i w:val="false"/>
+                <w:b w:val="false"/>
+                <w:u w:val="none"/>
+                <w:sz w:val="22"/>
+                <w:szCs w:val="22"/>
+                <w:color w:val="000000"/>
+              </w:rPr>
+              <w:t xml:space="preserve">0.628</w:t>
             </w:r>
           </w:p>
         </w:tc>
@@ -6986,7 +6986,7 @@
       </w:tr>
       <w:tr>
         <w:trPr>
-          <w:trHeight w:val="597" w:hRule="auto"/>
+          <w:trHeight w:val="598" w:hRule="auto"/>
         </w:trPr>
         body14
         <w:tc>
@@ -7356,113 +7356,113 @@
                 <w:szCs w:val="22"/>
                 <w:color w:val="000000"/>
               </w:rPr>
-              <w:t xml:space="preserve">1.0</w:t>
-            </w:r>
-          </w:p>
-        </w:tc>
-        <w:tc>
-          <w:tcPr>
-            <w:tcBorders>
-              <w:bottom w:val="none" w:sz="0" w:space="0" w:color="000000"/>
-              <w:top w:val="none" w:sz="0" w:space="0" w:color="000000"/>
-              <w:left w:val="none" w:sz="0" w:space="0" w:color="000000"/>
-              <w:right w:val="none" w:sz="0" w:space="0" w:color="000000"/>
-            </w:tcBorders>
-            <w:shd w:val="clear" w:color="auto" w:fill="FFFFFF"/>
-            <w:tcMar>
-              <w:top w:w="0" w:type="dxa"/>
-              <w:bottom w:w="0" w:type="dxa"/>
-              <w:left w:w="0" w:type="dxa"/>
-              <w:right w:w="0" w:type="dxa"/>
-            </w:tcMar>
-            <w:vAlign w:val="top"/>
-          </w:tcPr>
-          <w:p>
-            <w:pPr>
-              <w:pStyle w:val="Normal"/>
-              <w:jc w:val="center"/>
-              <w:pBdr>
-                <w:bottom w:val="none" w:sz="0" w:space="0" w:color="000000"/>
-                <w:top w:val="none" w:sz="0" w:space="0" w:color="000000"/>
-                <w:left w:val="none" w:sz="0" w:space="0" w:color="000000"/>
-                <w:right w:val="none" w:sz="0" w:space="0" w:color="000000"/>
-              </w:pBdr>
-              <w:spacing w:after="100" w:before="100" w:line="240"/>
-              <w:ind w:left="100" w:right="100" w:firstLine="0" w:firstLineChars="0"/>
-              <w:rPr>
-                <w:rFonts w:ascii="Helvetica" w:hAnsi="Helvetica" w:eastAsia="Helvetica" w:cs="Helvetica"/>
-                <w:i w:val="false"/>
-                <w:b w:val="false"/>
-                <w:u w:val="none"/>
-                <w:sz w:val="22"/>
-                <w:szCs w:val="22"/>
-                <w:color w:val="000000"/>
-              </w:rPr>
-            </w:pPr>
-            <w:r>
-              <w:rPr>
-                <w:rFonts w:ascii="Helvetica" w:hAnsi="Helvetica" w:eastAsia="Helvetica" w:cs="Helvetica"/>
-                <w:i w:val="false"/>
-                <w:b w:val="false"/>
-                <w:u w:val="none"/>
-                <w:sz w:val="22"/>
-                <w:szCs w:val="22"/>
-                <w:color w:val="000000"/>
-              </w:rPr>
-              <w:t xml:space="preserve">-9.0, 11</w:t>
-            </w:r>
-          </w:p>
-        </w:tc>
-        <w:tc>
-          <w:tcPr>
-            <w:tcBorders>
-              <w:bottom w:val="none" w:sz="0" w:space="0" w:color="000000"/>
-              <w:top w:val="none" w:sz="0" w:space="0" w:color="000000"/>
-              <w:left w:val="none" w:sz="0" w:space="0" w:color="000000"/>
-              <w:right w:val="none" w:sz="0" w:space="0" w:color="000000"/>
-            </w:tcBorders>
-            <w:shd w:val="clear" w:color="auto" w:fill="FFFFFF"/>
-            <w:tcMar>
-              <w:top w:w="0" w:type="dxa"/>
-              <w:bottom w:w="0" w:type="dxa"/>
-              <w:left w:w="0" w:type="dxa"/>
-              <w:right w:w="0" w:type="dxa"/>
-            </w:tcMar>
-            <w:vAlign w:val="top"/>
-          </w:tcPr>
-          <w:p>
-            <w:pPr>
-              <w:pStyle w:val="Normal"/>
-              <w:jc w:val="center"/>
-              <w:pBdr>
-                <w:bottom w:val="none" w:sz="0" w:space="0" w:color="000000"/>
-                <w:top w:val="none" w:sz="0" w:space="0" w:color="000000"/>
-                <w:left w:val="none" w:sz="0" w:space="0" w:color="000000"/>
-                <w:right w:val="none" w:sz="0" w:space="0" w:color="000000"/>
-              </w:pBdr>
-              <w:spacing w:after="100" w:before="100" w:line="240"/>
-              <w:ind w:left="100" w:right="100" w:firstLine="0" w:firstLineChars="0"/>
-              <w:rPr>
-                <w:rFonts w:ascii="Helvetica" w:hAnsi="Helvetica" w:eastAsia="Helvetica" w:cs="Helvetica"/>
-                <w:i w:val="false"/>
-                <w:b w:val="false"/>
-                <w:u w:val="none"/>
-                <w:sz w:val="22"/>
-                <w:szCs w:val="22"/>
-                <w:color w:val="000000"/>
-              </w:rPr>
-            </w:pPr>
-            <w:r>
-              <w:rPr>
-                <w:rFonts w:ascii="Helvetica" w:hAnsi="Helvetica" w:eastAsia="Helvetica" w:cs="Helvetica"/>
-                <w:i w:val="false"/>
-                <w:b w:val="false"/>
-                <w:u w:val="none"/>
-                <w:sz w:val="22"/>
-                <w:szCs w:val="22"/>
-                <w:color w:val="000000"/>
-              </w:rPr>
-              <w:t xml:space="preserve">0.842</w:t>
+              <w:t xml:space="preserve">0.70</w:t>
+            </w:r>
+          </w:p>
+        </w:tc>
+        <w:tc>
+          <w:tcPr>
+            <w:tcBorders>
+              <w:bottom w:val="none" w:sz="0" w:space="0" w:color="000000"/>
+              <w:top w:val="none" w:sz="0" w:space="0" w:color="000000"/>
+              <w:left w:val="none" w:sz="0" w:space="0" w:color="000000"/>
+              <w:right w:val="none" w:sz="0" w:space="0" w:color="000000"/>
+            </w:tcBorders>
+            <w:shd w:val="clear" w:color="auto" w:fill="FFFFFF"/>
+            <w:tcMar>
+              <w:top w:w="0" w:type="dxa"/>
+              <w:bottom w:w="0" w:type="dxa"/>
+              <w:left w:w="0" w:type="dxa"/>
+              <w:right w:w="0" w:type="dxa"/>
+            </w:tcMar>
+            <w:vAlign w:val="top"/>
+          </w:tcPr>
+          <w:p>
+            <w:pPr>
+              <w:pStyle w:val="Normal"/>
+              <w:jc w:val="center"/>
+              <w:pBdr>
+                <w:bottom w:val="none" w:sz="0" w:space="0" w:color="000000"/>
+                <w:top w:val="none" w:sz="0" w:space="0" w:color="000000"/>
+                <w:left w:val="none" w:sz="0" w:space="0" w:color="000000"/>
+                <w:right w:val="none" w:sz="0" w:space="0" w:color="000000"/>
+              </w:pBdr>
+              <w:spacing w:after="100" w:before="100" w:line="240"/>
+              <w:ind w:left="100" w:right="100" w:firstLine="0" w:firstLineChars="0"/>
+              <w:rPr>
+                <w:rFonts w:ascii="Helvetica" w:hAnsi="Helvetica" w:eastAsia="Helvetica" w:cs="Helvetica"/>
+                <w:i w:val="false"/>
+                <w:b w:val="false"/>
+                <w:u w:val="none"/>
+                <w:sz w:val="22"/>
+                <w:szCs w:val="22"/>
+                <w:color w:val="000000"/>
+              </w:rPr>
+            </w:pPr>
+            <w:r>
+              <w:rPr>
+                <w:rFonts w:ascii="Helvetica" w:hAnsi="Helvetica" w:eastAsia="Helvetica" w:cs="Helvetica"/>
+                <w:i w:val="false"/>
+                <w:b w:val="false"/>
+                <w:u w:val="none"/>
+                <w:sz w:val="22"/>
+                <w:szCs w:val="22"/>
+                <w:color w:val="000000"/>
+              </w:rPr>
+              <w:t xml:space="preserve">-9.4, 11</w:t>
+            </w:r>
+          </w:p>
+        </w:tc>
+        <w:tc>
+          <w:tcPr>
+            <w:tcBorders>
+              <w:bottom w:val="none" w:sz="0" w:space="0" w:color="000000"/>
+              <w:top w:val="none" w:sz="0" w:space="0" w:color="000000"/>
+              <w:left w:val="none" w:sz="0" w:space="0" w:color="000000"/>
+              <w:right w:val="none" w:sz="0" w:space="0" w:color="000000"/>
+            </w:tcBorders>
+            <w:shd w:val="clear" w:color="auto" w:fill="FFFFFF"/>
+            <w:tcMar>
+              <w:top w:w="0" w:type="dxa"/>
+              <w:bottom w:w="0" w:type="dxa"/>
+              <w:left w:w="0" w:type="dxa"/>
+              <w:right w:w="0" w:type="dxa"/>
+            </w:tcMar>
+            <w:vAlign w:val="top"/>
+          </w:tcPr>
+          <w:p>
+            <w:pPr>
+              <w:pStyle w:val="Normal"/>
+              <w:jc w:val="center"/>
+              <w:pBdr>
+                <w:bottom w:val="none" w:sz="0" w:space="0" w:color="000000"/>
+                <w:top w:val="none" w:sz="0" w:space="0" w:color="000000"/>
+                <w:left w:val="none" w:sz="0" w:space="0" w:color="000000"/>
+                <w:right w:val="none" w:sz="0" w:space="0" w:color="000000"/>
+              </w:pBdr>
+              <w:spacing w:after="100" w:before="100" w:line="240"/>
+              <w:ind w:left="100" w:right="100" w:firstLine="0" w:firstLineChars="0"/>
+              <w:rPr>
+                <w:rFonts w:ascii="Helvetica" w:hAnsi="Helvetica" w:eastAsia="Helvetica" w:cs="Helvetica"/>
+                <w:i w:val="false"/>
+                <w:b w:val="false"/>
+                <w:u w:val="none"/>
+                <w:sz w:val="22"/>
+                <w:szCs w:val="22"/>
+                <w:color w:val="000000"/>
+              </w:rPr>
+            </w:pPr>
+            <w:r>
+              <w:rPr>
+                <w:rFonts w:ascii="Helvetica" w:hAnsi="Helvetica" w:eastAsia="Helvetica" w:cs="Helvetica"/>
+                <w:i w:val="false"/>
+                <w:b w:val="false"/>
+                <w:u w:val="none"/>
+                <w:sz w:val="22"/>
+                <w:szCs w:val="22"/>
+                <w:color w:val="000000"/>
+              </w:rPr>
+              <w:t xml:space="preserve">0.891</w:t>
             </w:r>
           </w:p>
         </w:tc>
@@ -7839,113 +7839,113 @@
                 <w:szCs w:val="22"/>
                 <w:color w:val="000000"/>
               </w:rPr>
-              <w:t xml:space="preserve">2.9</w:t>
-            </w:r>
-          </w:p>
-        </w:tc>
-        <w:tc>
-          <w:tcPr>
-            <w:tcBorders>
-              <w:bottom w:val="none" w:sz="0" w:space="0" w:color="000000"/>
-              <w:top w:val="none" w:sz="0" w:space="0" w:color="000000"/>
-              <w:left w:val="none" w:sz="0" w:space="0" w:color="000000"/>
-              <w:right w:val="none" w:sz="0" w:space="0" w:color="000000"/>
-            </w:tcBorders>
-            <w:shd w:val="clear" w:color="auto" w:fill="FFFFFF"/>
-            <w:tcMar>
-              <w:top w:w="0" w:type="dxa"/>
-              <w:bottom w:w="0" w:type="dxa"/>
-              <w:left w:w="0" w:type="dxa"/>
-              <w:right w:w="0" w:type="dxa"/>
-            </w:tcMar>
-            <w:vAlign w:val="top"/>
-          </w:tcPr>
-          <w:p>
-            <w:pPr>
-              <w:pStyle w:val="Normal"/>
-              <w:jc w:val="center"/>
-              <w:pBdr>
-                <w:bottom w:val="none" w:sz="0" w:space="0" w:color="000000"/>
-                <w:top w:val="none" w:sz="0" w:space="0" w:color="000000"/>
-                <w:left w:val="none" w:sz="0" w:space="0" w:color="000000"/>
-                <w:right w:val="none" w:sz="0" w:space="0" w:color="000000"/>
-              </w:pBdr>
-              <w:spacing w:after="100" w:before="100" w:line="240"/>
-              <w:ind w:left="100" w:right="100" w:firstLine="0" w:firstLineChars="0"/>
-              <w:rPr>
-                <w:rFonts w:ascii="Helvetica" w:hAnsi="Helvetica" w:eastAsia="Helvetica" w:cs="Helvetica"/>
-                <w:i w:val="false"/>
-                <w:b w:val="false"/>
-                <w:u w:val="none"/>
-                <w:sz w:val="22"/>
-                <w:szCs w:val="22"/>
-                <w:color w:val="000000"/>
-              </w:rPr>
-            </w:pPr>
-            <w:r>
-              <w:rPr>
-                <w:rFonts w:ascii="Helvetica" w:hAnsi="Helvetica" w:eastAsia="Helvetica" w:cs="Helvetica"/>
-                <w:i w:val="false"/>
-                <w:b w:val="false"/>
-                <w:u w:val="none"/>
-                <w:sz w:val="22"/>
-                <w:szCs w:val="22"/>
-                <w:color w:val="000000"/>
-              </w:rPr>
-              <w:t xml:space="preserve">-9.3, 15</w:t>
-            </w:r>
-          </w:p>
-        </w:tc>
-        <w:tc>
-          <w:tcPr>
-            <w:tcBorders>
-              <w:bottom w:val="none" w:sz="0" w:space="0" w:color="000000"/>
-              <w:top w:val="none" w:sz="0" w:space="0" w:color="000000"/>
-              <w:left w:val="none" w:sz="0" w:space="0" w:color="000000"/>
-              <w:right w:val="none" w:sz="0" w:space="0" w:color="000000"/>
-            </w:tcBorders>
-            <w:shd w:val="clear" w:color="auto" w:fill="FFFFFF"/>
-            <w:tcMar>
-              <w:top w:w="0" w:type="dxa"/>
-              <w:bottom w:w="0" w:type="dxa"/>
-              <w:left w:w="0" w:type="dxa"/>
-              <w:right w:w="0" w:type="dxa"/>
-            </w:tcMar>
-            <w:vAlign w:val="top"/>
-          </w:tcPr>
-          <w:p>
-            <w:pPr>
-              <w:pStyle w:val="Normal"/>
-              <w:jc w:val="center"/>
-              <w:pBdr>
-                <w:bottom w:val="none" w:sz="0" w:space="0" w:color="000000"/>
-                <w:top w:val="none" w:sz="0" w:space="0" w:color="000000"/>
-                <w:left w:val="none" w:sz="0" w:space="0" w:color="000000"/>
-                <w:right w:val="none" w:sz="0" w:space="0" w:color="000000"/>
-              </w:pBdr>
-              <w:spacing w:after="100" w:before="100" w:line="240"/>
-              <w:ind w:left="100" w:right="100" w:firstLine="0" w:firstLineChars="0"/>
-              <w:rPr>
-                <w:rFonts w:ascii="Helvetica" w:hAnsi="Helvetica" w:eastAsia="Helvetica" w:cs="Helvetica"/>
-                <w:i w:val="false"/>
-                <w:b w:val="false"/>
-                <w:u w:val="none"/>
-                <w:sz w:val="22"/>
-                <w:szCs w:val="22"/>
-                <w:color w:val="000000"/>
-              </w:rPr>
-            </w:pPr>
-            <w:r>
-              <w:rPr>
-                <w:rFonts w:ascii="Helvetica" w:hAnsi="Helvetica" w:eastAsia="Helvetica" w:cs="Helvetica"/>
-                <w:i w:val="false"/>
-                <w:b w:val="false"/>
-                <w:u w:val="none"/>
-                <w:sz w:val="22"/>
-                <w:szCs w:val="22"/>
-                <w:color w:val="000000"/>
-              </w:rPr>
-              <w:t xml:space="preserve">0.643</w:t>
+              <w:t xml:space="preserve">2.1</w:t>
+            </w:r>
+          </w:p>
+        </w:tc>
+        <w:tc>
+          <w:tcPr>
+            <w:tcBorders>
+              <w:bottom w:val="none" w:sz="0" w:space="0" w:color="000000"/>
+              <w:top w:val="none" w:sz="0" w:space="0" w:color="000000"/>
+              <w:left w:val="none" w:sz="0" w:space="0" w:color="000000"/>
+              <w:right w:val="none" w:sz="0" w:space="0" w:color="000000"/>
+            </w:tcBorders>
+            <w:shd w:val="clear" w:color="auto" w:fill="FFFFFF"/>
+            <w:tcMar>
+              <w:top w:w="0" w:type="dxa"/>
+              <w:bottom w:w="0" w:type="dxa"/>
+              <w:left w:w="0" w:type="dxa"/>
+              <w:right w:w="0" w:type="dxa"/>
+            </w:tcMar>
+            <w:vAlign w:val="top"/>
+          </w:tcPr>
+          <w:p>
+            <w:pPr>
+              <w:pStyle w:val="Normal"/>
+              <w:jc w:val="center"/>
+              <w:pBdr>
+                <w:bottom w:val="none" w:sz="0" w:space="0" w:color="000000"/>
+                <w:top w:val="none" w:sz="0" w:space="0" w:color="000000"/>
+                <w:left w:val="none" w:sz="0" w:space="0" w:color="000000"/>
+                <w:right w:val="none" w:sz="0" w:space="0" w:color="000000"/>
+              </w:pBdr>
+              <w:spacing w:after="100" w:before="100" w:line="240"/>
+              <w:ind w:left="100" w:right="100" w:firstLine="0" w:firstLineChars="0"/>
+              <w:rPr>
+                <w:rFonts w:ascii="Helvetica" w:hAnsi="Helvetica" w:eastAsia="Helvetica" w:cs="Helvetica"/>
+                <w:i w:val="false"/>
+                <w:b w:val="false"/>
+                <w:u w:val="none"/>
+                <w:sz w:val="22"/>
+                <w:szCs w:val="22"/>
+                <w:color w:val="000000"/>
+              </w:rPr>
+            </w:pPr>
+            <w:r>
+              <w:rPr>
+                <w:rFonts w:ascii="Helvetica" w:hAnsi="Helvetica" w:eastAsia="Helvetica" w:cs="Helvetica"/>
+                <w:i w:val="false"/>
+                <w:b w:val="false"/>
+                <w:u w:val="none"/>
+                <w:sz w:val="22"/>
+                <w:szCs w:val="22"/>
+                <w:color w:val="000000"/>
+              </w:rPr>
+              <w:t xml:space="preserve">-10, 14</w:t>
+            </w:r>
+          </w:p>
+        </w:tc>
+        <w:tc>
+          <w:tcPr>
+            <w:tcBorders>
+              <w:bottom w:val="none" w:sz="0" w:space="0" w:color="000000"/>
+              <w:top w:val="none" w:sz="0" w:space="0" w:color="000000"/>
+              <w:left w:val="none" w:sz="0" w:space="0" w:color="000000"/>
+              <w:right w:val="none" w:sz="0" w:space="0" w:color="000000"/>
+            </w:tcBorders>
+            <w:shd w:val="clear" w:color="auto" w:fill="FFFFFF"/>
+            <w:tcMar>
+              <w:top w:w="0" w:type="dxa"/>
+              <w:bottom w:w="0" w:type="dxa"/>
+              <w:left w:w="0" w:type="dxa"/>
+              <w:right w:w="0" w:type="dxa"/>
+            </w:tcMar>
+            <w:vAlign w:val="top"/>
+          </w:tcPr>
+          <w:p>
+            <w:pPr>
+              <w:pStyle w:val="Normal"/>
+              <w:jc w:val="center"/>
+              <w:pBdr>
+                <w:bottom w:val="none" w:sz="0" w:space="0" w:color="000000"/>
+                <w:top w:val="none" w:sz="0" w:space="0" w:color="000000"/>
+                <w:left w:val="none" w:sz="0" w:space="0" w:color="000000"/>
+                <w:right w:val="none" w:sz="0" w:space="0" w:color="000000"/>
+              </w:pBdr>
+              <w:spacing w:after="100" w:before="100" w:line="240"/>
+              <w:ind w:left="100" w:right="100" w:firstLine="0" w:firstLineChars="0"/>
+              <w:rPr>
+                <w:rFonts w:ascii="Helvetica" w:hAnsi="Helvetica" w:eastAsia="Helvetica" w:cs="Helvetica"/>
+                <w:i w:val="false"/>
+                <w:b w:val="false"/>
+                <w:u w:val="none"/>
+                <w:sz w:val="22"/>
+                <w:szCs w:val="22"/>
+                <w:color w:val="000000"/>
+              </w:rPr>
+            </w:pPr>
+            <w:r>
+              <w:rPr>
+                <w:rFonts w:ascii="Helvetica" w:hAnsi="Helvetica" w:eastAsia="Helvetica" w:cs="Helvetica"/>
+                <w:i w:val="false"/>
+                <w:b w:val="false"/>
+                <w:u w:val="none"/>
+                <w:sz w:val="22"/>
+                <w:szCs w:val="22"/>
+                <w:color w:val="000000"/>
+              </w:rPr>
+              <w:t xml:space="preserve">0.735</w:t>
             </w:r>
           </w:p>
         </w:tc>
@@ -8322,113 +8322,113 @@
                 <w:szCs w:val="22"/>
                 <w:color w:val="000000"/>
               </w:rPr>
-              <w:t xml:space="preserve">9.8</w:t>
-            </w:r>
-          </w:p>
-        </w:tc>
-        <w:tc>
-          <w:tcPr>
-            <w:tcBorders>
-              <w:bottom w:val="none" w:sz="0" w:space="0" w:color="000000"/>
-              <w:top w:val="none" w:sz="0" w:space="0" w:color="000000"/>
-              <w:left w:val="none" w:sz="0" w:space="0" w:color="000000"/>
-              <w:right w:val="none" w:sz="0" w:space="0" w:color="000000"/>
-            </w:tcBorders>
-            <w:shd w:val="clear" w:color="auto" w:fill="FFFFFF"/>
-            <w:tcMar>
-              <w:top w:w="0" w:type="dxa"/>
-              <w:bottom w:w="0" w:type="dxa"/>
-              <w:left w:w="0" w:type="dxa"/>
-              <w:right w:w="0" w:type="dxa"/>
-            </w:tcMar>
-            <w:vAlign w:val="top"/>
-          </w:tcPr>
-          <w:p>
-            <w:pPr>
-              <w:pStyle w:val="Normal"/>
-              <w:jc w:val="center"/>
-              <w:pBdr>
-                <w:bottom w:val="none" w:sz="0" w:space="0" w:color="000000"/>
-                <w:top w:val="none" w:sz="0" w:space="0" w:color="000000"/>
-                <w:left w:val="none" w:sz="0" w:space="0" w:color="000000"/>
-                <w:right w:val="none" w:sz="0" w:space="0" w:color="000000"/>
-              </w:pBdr>
-              <w:spacing w:after="100" w:before="100" w:line="240"/>
-              <w:ind w:left="100" w:right="100" w:firstLine="0" w:firstLineChars="0"/>
-              <w:rPr>
-                <w:rFonts w:ascii="Helvetica" w:hAnsi="Helvetica" w:eastAsia="Helvetica" w:cs="Helvetica"/>
-                <w:i w:val="false"/>
-                <w:b w:val="false"/>
-                <w:u w:val="none"/>
-                <w:sz w:val="22"/>
-                <w:szCs w:val="22"/>
-                <w:color w:val="000000"/>
-              </w:rPr>
-            </w:pPr>
-            <w:r>
-              <w:rPr>
-                <w:rFonts w:ascii="Helvetica" w:hAnsi="Helvetica" w:eastAsia="Helvetica" w:cs="Helvetica"/>
-                <w:i w:val="false"/>
-                <w:b w:val="false"/>
-                <w:u w:val="none"/>
-                <w:sz w:val="22"/>
-                <w:szCs w:val="22"/>
-                <w:color w:val="000000"/>
-              </w:rPr>
-              <w:t xml:space="preserve">-1.7, 21</w:t>
-            </w:r>
-          </w:p>
-        </w:tc>
-        <w:tc>
-          <w:tcPr>
-            <w:tcBorders>
-              <w:bottom w:val="none" w:sz="0" w:space="0" w:color="000000"/>
-              <w:top w:val="none" w:sz="0" w:space="0" w:color="000000"/>
-              <w:left w:val="none" w:sz="0" w:space="0" w:color="000000"/>
-              <w:right w:val="none" w:sz="0" w:space="0" w:color="000000"/>
-            </w:tcBorders>
-            <w:shd w:val="clear" w:color="auto" w:fill="FFFFFF"/>
-            <w:tcMar>
-              <w:top w:w="0" w:type="dxa"/>
-              <w:bottom w:w="0" w:type="dxa"/>
-              <w:left w:w="0" w:type="dxa"/>
-              <w:right w:w="0" w:type="dxa"/>
-            </w:tcMar>
-            <w:vAlign w:val="top"/>
-          </w:tcPr>
-          <w:p>
-            <w:pPr>
-              <w:pStyle w:val="Normal"/>
-              <w:jc w:val="center"/>
-              <w:pBdr>
-                <w:bottom w:val="none" w:sz="0" w:space="0" w:color="000000"/>
-                <w:top w:val="none" w:sz="0" w:space="0" w:color="000000"/>
-                <w:left w:val="none" w:sz="0" w:space="0" w:color="000000"/>
-                <w:right w:val="none" w:sz="0" w:space="0" w:color="000000"/>
-              </w:pBdr>
-              <w:spacing w:after="100" w:before="100" w:line="240"/>
-              <w:ind w:left="100" w:right="100" w:firstLine="0" w:firstLineChars="0"/>
-              <w:rPr>
-                <w:rFonts w:ascii="Helvetica" w:hAnsi="Helvetica" w:eastAsia="Helvetica" w:cs="Helvetica"/>
-                <w:i w:val="false"/>
-                <w:b w:val="false"/>
-                <w:u w:val="none"/>
-                <w:sz w:val="22"/>
-                <w:szCs w:val="22"/>
-                <w:color w:val="000000"/>
-              </w:rPr>
-            </w:pPr>
-            <w:r>
-              <w:rPr>
-                <w:rFonts w:ascii="Helvetica" w:hAnsi="Helvetica" w:eastAsia="Helvetica" w:cs="Helvetica"/>
-                <w:i w:val="false"/>
-                <w:b w:val="false"/>
-                <w:u w:val="none"/>
-                <w:sz w:val="22"/>
-                <w:szCs w:val="22"/>
-                <w:color w:val="000000"/>
-              </w:rPr>
-              <w:t xml:space="preserve">0.094</w:t>
+              <w:t xml:space="preserve">9.2</w:t>
+            </w:r>
+          </w:p>
+        </w:tc>
+        <w:tc>
+          <w:tcPr>
+            <w:tcBorders>
+              <w:bottom w:val="none" w:sz="0" w:space="0" w:color="000000"/>
+              <w:top w:val="none" w:sz="0" w:space="0" w:color="000000"/>
+              <w:left w:val="none" w:sz="0" w:space="0" w:color="000000"/>
+              <w:right w:val="none" w:sz="0" w:space="0" w:color="000000"/>
+            </w:tcBorders>
+            <w:shd w:val="clear" w:color="auto" w:fill="FFFFFF"/>
+            <w:tcMar>
+              <w:top w:w="0" w:type="dxa"/>
+              <w:bottom w:w="0" w:type="dxa"/>
+              <w:left w:w="0" w:type="dxa"/>
+              <w:right w:w="0" w:type="dxa"/>
+            </w:tcMar>
+            <w:vAlign w:val="top"/>
+          </w:tcPr>
+          <w:p>
+            <w:pPr>
+              <w:pStyle w:val="Normal"/>
+              <w:jc w:val="center"/>
+              <w:pBdr>
+                <w:bottom w:val="none" w:sz="0" w:space="0" w:color="000000"/>
+                <w:top w:val="none" w:sz="0" w:space="0" w:color="000000"/>
+                <w:left w:val="none" w:sz="0" w:space="0" w:color="000000"/>
+                <w:right w:val="none" w:sz="0" w:space="0" w:color="000000"/>
+              </w:pBdr>
+              <w:spacing w:after="100" w:before="100" w:line="240"/>
+              <w:ind w:left="100" w:right="100" w:firstLine="0" w:firstLineChars="0"/>
+              <w:rPr>
+                <w:rFonts w:ascii="Helvetica" w:hAnsi="Helvetica" w:eastAsia="Helvetica" w:cs="Helvetica"/>
+                <w:i w:val="false"/>
+                <w:b w:val="false"/>
+                <w:u w:val="none"/>
+                <w:sz w:val="22"/>
+                <w:szCs w:val="22"/>
+                <w:color w:val="000000"/>
+              </w:rPr>
+            </w:pPr>
+            <w:r>
+              <w:rPr>
+                <w:rFonts w:ascii="Helvetica" w:hAnsi="Helvetica" w:eastAsia="Helvetica" w:cs="Helvetica"/>
+                <w:i w:val="false"/>
+                <w:b w:val="false"/>
+                <w:u w:val="none"/>
+                <w:sz w:val="22"/>
+                <w:szCs w:val="22"/>
+                <w:color w:val="000000"/>
+              </w:rPr>
+              <w:t xml:space="preserve">-2.3, 21</w:t>
+            </w:r>
+          </w:p>
+        </w:tc>
+        <w:tc>
+          <w:tcPr>
+            <w:tcBorders>
+              <w:bottom w:val="none" w:sz="0" w:space="0" w:color="000000"/>
+              <w:top w:val="none" w:sz="0" w:space="0" w:color="000000"/>
+              <w:left w:val="none" w:sz="0" w:space="0" w:color="000000"/>
+              <w:right w:val="none" w:sz="0" w:space="0" w:color="000000"/>
+            </w:tcBorders>
+            <w:shd w:val="clear" w:color="auto" w:fill="FFFFFF"/>
+            <w:tcMar>
+              <w:top w:w="0" w:type="dxa"/>
+              <w:bottom w:w="0" w:type="dxa"/>
+              <w:left w:w="0" w:type="dxa"/>
+              <w:right w:w="0" w:type="dxa"/>
+            </w:tcMar>
+            <w:vAlign w:val="top"/>
+          </w:tcPr>
+          <w:p>
+            <w:pPr>
+              <w:pStyle w:val="Normal"/>
+              <w:jc w:val="center"/>
+              <w:pBdr>
+                <w:bottom w:val="none" w:sz="0" w:space="0" w:color="000000"/>
+                <w:top w:val="none" w:sz="0" w:space="0" w:color="000000"/>
+                <w:left w:val="none" w:sz="0" w:space="0" w:color="000000"/>
+                <w:right w:val="none" w:sz="0" w:space="0" w:color="000000"/>
+              </w:pBdr>
+              <w:spacing w:after="100" w:before="100" w:line="240"/>
+              <w:ind w:left="100" w:right="100" w:firstLine="0" w:firstLineChars="0"/>
+              <w:rPr>
+                <w:rFonts w:ascii="Helvetica" w:hAnsi="Helvetica" w:eastAsia="Helvetica" w:cs="Helvetica"/>
+                <w:i w:val="false"/>
+                <w:b w:val="false"/>
+                <w:u w:val="none"/>
+                <w:sz w:val="22"/>
+                <w:szCs w:val="22"/>
+                <w:color w:val="000000"/>
+              </w:rPr>
+            </w:pPr>
+            <w:r>
+              <w:rPr>
+                <w:rFonts w:ascii="Helvetica" w:hAnsi="Helvetica" w:eastAsia="Helvetica" w:cs="Helvetica"/>
+                <w:i w:val="false"/>
+                <w:b w:val="false"/>
+                <w:u w:val="none"/>
+                <w:sz w:val="22"/>
+                <w:szCs w:val="22"/>
+                <w:color w:val="000000"/>
+              </w:rPr>
+              <w:t xml:space="preserve">0.117</w:t>
             </w:r>
           </w:p>
         </w:tc>
@@ -8805,113 +8805,113 @@
                 <w:szCs w:val="22"/>
                 <w:color w:val="000000"/>
               </w:rPr>
-              <w:t xml:space="preserve">6.7</w:t>
-            </w:r>
-          </w:p>
-        </w:tc>
-        <w:tc>
-          <w:tcPr>
-            <w:tcBorders>
-              <w:bottom w:val="none" w:sz="0" w:space="0" w:color="000000"/>
-              <w:top w:val="none" w:sz="0" w:space="0" w:color="000000"/>
-              <w:left w:val="none" w:sz="0" w:space="0" w:color="000000"/>
-              <w:right w:val="none" w:sz="0" w:space="0" w:color="000000"/>
-            </w:tcBorders>
-            <w:shd w:val="clear" w:color="auto" w:fill="FFFFFF"/>
-            <w:tcMar>
-              <w:top w:w="0" w:type="dxa"/>
-              <w:bottom w:w="0" w:type="dxa"/>
-              <w:left w:w="0" w:type="dxa"/>
-              <w:right w:w="0" w:type="dxa"/>
-            </w:tcMar>
-            <w:vAlign w:val="top"/>
-          </w:tcPr>
-          <w:p>
-            <w:pPr>
-              <w:pStyle w:val="Normal"/>
-              <w:jc w:val="center"/>
-              <w:pBdr>
-                <w:bottom w:val="none" w:sz="0" w:space="0" w:color="000000"/>
-                <w:top w:val="none" w:sz="0" w:space="0" w:color="000000"/>
-                <w:left w:val="none" w:sz="0" w:space="0" w:color="000000"/>
-                <w:right w:val="none" w:sz="0" w:space="0" w:color="000000"/>
-              </w:pBdr>
-              <w:spacing w:after="100" w:before="100" w:line="240"/>
-              <w:ind w:left="100" w:right="100" w:firstLine="0" w:firstLineChars="0"/>
-              <w:rPr>
-                <w:rFonts w:ascii="Helvetica" w:hAnsi="Helvetica" w:eastAsia="Helvetica" w:cs="Helvetica"/>
-                <w:i w:val="false"/>
-                <w:b w:val="false"/>
-                <w:u w:val="none"/>
-                <w:sz w:val="22"/>
-                <w:szCs w:val="22"/>
-                <w:color w:val="000000"/>
-              </w:rPr>
-            </w:pPr>
-            <w:r>
-              <w:rPr>
-                <w:rFonts w:ascii="Helvetica" w:hAnsi="Helvetica" w:eastAsia="Helvetica" w:cs="Helvetica"/>
-                <w:i w:val="false"/>
-                <w:b w:val="false"/>
-                <w:u w:val="none"/>
-                <w:sz w:val="22"/>
-                <w:szCs w:val="22"/>
-                <w:color w:val="000000"/>
-              </w:rPr>
-              <w:t xml:space="preserve">-3.8, 17</w:t>
-            </w:r>
-          </w:p>
-        </w:tc>
-        <w:tc>
-          <w:tcPr>
-            <w:tcBorders>
-              <w:bottom w:val="none" w:sz="0" w:space="0" w:color="000000"/>
-              <w:top w:val="none" w:sz="0" w:space="0" w:color="000000"/>
-              <w:left w:val="none" w:sz="0" w:space="0" w:color="000000"/>
-              <w:right w:val="none" w:sz="0" w:space="0" w:color="000000"/>
-            </w:tcBorders>
-            <w:shd w:val="clear" w:color="auto" w:fill="FFFFFF"/>
-            <w:tcMar>
-              <w:top w:w="0" w:type="dxa"/>
-              <w:bottom w:w="0" w:type="dxa"/>
-              <w:left w:w="0" w:type="dxa"/>
-              <w:right w:w="0" w:type="dxa"/>
-            </w:tcMar>
-            <w:vAlign w:val="top"/>
-          </w:tcPr>
-          <w:p>
-            <w:pPr>
-              <w:pStyle w:val="Normal"/>
-              <w:jc w:val="center"/>
-              <w:pBdr>
-                <w:bottom w:val="none" w:sz="0" w:space="0" w:color="000000"/>
-                <w:top w:val="none" w:sz="0" w:space="0" w:color="000000"/>
-                <w:left w:val="none" w:sz="0" w:space="0" w:color="000000"/>
-                <w:right w:val="none" w:sz="0" w:space="0" w:color="000000"/>
-              </w:pBdr>
-              <w:spacing w:after="100" w:before="100" w:line="240"/>
-              <w:ind w:left="100" w:right="100" w:firstLine="0" w:firstLineChars="0"/>
-              <w:rPr>
-                <w:rFonts w:ascii="Helvetica" w:hAnsi="Helvetica" w:eastAsia="Helvetica" w:cs="Helvetica"/>
-                <w:i w:val="false"/>
-                <w:b w:val="false"/>
-                <w:u w:val="none"/>
-                <w:sz w:val="22"/>
-                <w:szCs w:val="22"/>
-                <w:color w:val="000000"/>
-              </w:rPr>
-            </w:pPr>
-            <w:r>
-              <w:rPr>
-                <w:rFonts w:ascii="Helvetica" w:hAnsi="Helvetica" w:eastAsia="Helvetica" w:cs="Helvetica"/>
-                <w:i w:val="false"/>
-                <w:b w:val="false"/>
-                <w:u w:val="none"/>
-                <w:sz w:val="22"/>
-                <w:szCs w:val="22"/>
-                <w:color w:val="000000"/>
-              </w:rPr>
-              <w:t xml:space="preserve">0.210</w:t>
+              <w:t xml:space="preserve">6.2</w:t>
+            </w:r>
+          </w:p>
+        </w:tc>
+        <w:tc>
+          <w:tcPr>
+            <w:tcBorders>
+              <w:bottom w:val="none" w:sz="0" w:space="0" w:color="000000"/>
+              <w:top w:val="none" w:sz="0" w:space="0" w:color="000000"/>
+              <w:left w:val="none" w:sz="0" w:space="0" w:color="000000"/>
+              <w:right w:val="none" w:sz="0" w:space="0" w:color="000000"/>
+            </w:tcBorders>
+            <w:shd w:val="clear" w:color="auto" w:fill="FFFFFF"/>
+            <w:tcMar>
+              <w:top w:w="0" w:type="dxa"/>
+              <w:bottom w:w="0" w:type="dxa"/>
+              <w:left w:w="0" w:type="dxa"/>
+              <w:right w:w="0" w:type="dxa"/>
+            </w:tcMar>
+            <w:vAlign w:val="top"/>
+          </w:tcPr>
+          <w:p>
+            <w:pPr>
+              <w:pStyle w:val="Normal"/>
+              <w:jc w:val="center"/>
+              <w:pBdr>
+                <w:bottom w:val="none" w:sz="0" w:space="0" w:color="000000"/>
+                <w:top w:val="none" w:sz="0" w:space="0" w:color="000000"/>
+                <w:left w:val="none" w:sz="0" w:space="0" w:color="000000"/>
+                <w:right w:val="none" w:sz="0" w:space="0" w:color="000000"/>
+              </w:pBdr>
+              <w:spacing w:after="100" w:before="100" w:line="240"/>
+              <w:ind w:left="100" w:right="100" w:firstLine="0" w:firstLineChars="0"/>
+              <w:rPr>
+                <w:rFonts w:ascii="Helvetica" w:hAnsi="Helvetica" w:eastAsia="Helvetica" w:cs="Helvetica"/>
+                <w:i w:val="false"/>
+                <w:b w:val="false"/>
+                <w:u w:val="none"/>
+                <w:sz w:val="22"/>
+                <w:szCs w:val="22"/>
+                <w:color w:val="000000"/>
+              </w:rPr>
+            </w:pPr>
+            <w:r>
+              <w:rPr>
+                <w:rFonts w:ascii="Helvetica" w:hAnsi="Helvetica" w:eastAsia="Helvetica" w:cs="Helvetica"/>
+                <w:i w:val="false"/>
+                <w:b w:val="false"/>
+                <w:u w:val="none"/>
+                <w:sz w:val="22"/>
+                <w:szCs w:val="22"/>
+                <w:color w:val="000000"/>
+              </w:rPr>
+              <w:t xml:space="preserve">-4.5, 17</w:t>
+            </w:r>
+          </w:p>
+        </w:tc>
+        <w:tc>
+          <w:tcPr>
+            <w:tcBorders>
+              <w:bottom w:val="none" w:sz="0" w:space="0" w:color="000000"/>
+              <w:top w:val="none" w:sz="0" w:space="0" w:color="000000"/>
+              <w:left w:val="none" w:sz="0" w:space="0" w:color="000000"/>
+              <w:right w:val="none" w:sz="0" w:space="0" w:color="000000"/>
+            </w:tcBorders>
+            <w:shd w:val="clear" w:color="auto" w:fill="FFFFFF"/>
+            <w:tcMar>
+              <w:top w:w="0" w:type="dxa"/>
+              <w:bottom w:w="0" w:type="dxa"/>
+              <w:left w:w="0" w:type="dxa"/>
+              <w:right w:w="0" w:type="dxa"/>
+            </w:tcMar>
+            <w:vAlign w:val="top"/>
+          </w:tcPr>
+          <w:p>
+            <w:pPr>
+              <w:pStyle w:val="Normal"/>
+              <w:jc w:val="center"/>
+              <w:pBdr>
+                <w:bottom w:val="none" w:sz="0" w:space="0" w:color="000000"/>
+                <w:top w:val="none" w:sz="0" w:space="0" w:color="000000"/>
+                <w:left w:val="none" w:sz="0" w:space="0" w:color="000000"/>
+                <w:right w:val="none" w:sz="0" w:space="0" w:color="000000"/>
+              </w:pBdr>
+              <w:spacing w:after="100" w:before="100" w:line="240"/>
+              <w:ind w:left="100" w:right="100" w:firstLine="0" w:firstLineChars="0"/>
+              <w:rPr>
+                <w:rFonts w:ascii="Helvetica" w:hAnsi="Helvetica" w:eastAsia="Helvetica" w:cs="Helvetica"/>
+                <w:i w:val="false"/>
+                <w:b w:val="false"/>
+                <w:u w:val="none"/>
+                <w:sz w:val="22"/>
+                <w:szCs w:val="22"/>
+                <w:color w:val="000000"/>
+              </w:rPr>
+            </w:pPr>
+            <w:r>
+              <w:rPr>
+                <w:rFonts w:ascii="Helvetica" w:hAnsi="Helvetica" w:eastAsia="Helvetica" w:cs="Helvetica"/>
+                <w:i w:val="false"/>
+                <w:b w:val="false"/>
+                <w:u w:val="none"/>
+                <w:sz w:val="22"/>
+                <w:szCs w:val="22"/>
+                <w:color w:val="000000"/>
+              </w:rPr>
+              <w:t xml:space="preserve">0.254</w:t>
             </w:r>
           </w:p>
         </w:tc>
@@ -9288,113 +9288,113 @@
                 <w:szCs w:val="22"/>
                 <w:color w:val="000000"/>
               </w:rPr>
-              <w:t xml:space="preserve">15</w:t>
-            </w:r>
-          </w:p>
-        </w:tc>
-        <w:tc>
-          <w:tcPr>
-            <w:tcBorders>
-              <w:bottom w:val="none" w:sz="0" w:space="0" w:color="000000"/>
-              <w:top w:val="none" w:sz="0" w:space="0" w:color="000000"/>
-              <w:left w:val="none" w:sz="0" w:space="0" w:color="000000"/>
-              <w:right w:val="none" w:sz="0" w:space="0" w:color="000000"/>
-            </w:tcBorders>
-            <w:shd w:val="clear" w:color="auto" w:fill="FFFFFF"/>
-            <w:tcMar>
-              <w:top w:w="0" w:type="dxa"/>
-              <w:bottom w:w="0" w:type="dxa"/>
-              <w:left w:w="0" w:type="dxa"/>
-              <w:right w:w="0" w:type="dxa"/>
-            </w:tcMar>
-            <w:vAlign w:val="top"/>
-          </w:tcPr>
-          <w:p>
-            <w:pPr>
-              <w:pStyle w:val="Normal"/>
-              <w:jc w:val="center"/>
-              <w:pBdr>
-                <w:bottom w:val="none" w:sz="0" w:space="0" w:color="000000"/>
-                <w:top w:val="none" w:sz="0" w:space="0" w:color="000000"/>
-                <w:left w:val="none" w:sz="0" w:space="0" w:color="000000"/>
-                <w:right w:val="none" w:sz="0" w:space="0" w:color="000000"/>
-              </w:pBdr>
-              <w:spacing w:after="100" w:before="100" w:line="240"/>
-              <w:ind w:left="100" w:right="100" w:firstLine="0" w:firstLineChars="0"/>
-              <w:rPr>
-                <w:rFonts w:ascii="Helvetica" w:hAnsi="Helvetica" w:eastAsia="Helvetica" w:cs="Helvetica"/>
-                <w:i w:val="false"/>
-                <w:b w:val="false"/>
-                <w:u w:val="none"/>
-                <w:sz w:val="22"/>
-                <w:szCs w:val="22"/>
-                <w:color w:val="000000"/>
-              </w:rPr>
-            </w:pPr>
-            <w:r>
-              <w:rPr>
-                <w:rFonts w:ascii="Helvetica" w:hAnsi="Helvetica" w:eastAsia="Helvetica" w:cs="Helvetica"/>
-                <w:i w:val="false"/>
-                <w:b w:val="false"/>
-                <w:u w:val="none"/>
-                <w:sz w:val="22"/>
-                <w:szCs w:val="22"/>
-                <w:color w:val="000000"/>
-              </w:rPr>
-              <w:t xml:space="preserve">4.3, 26</w:t>
-            </w:r>
-          </w:p>
-        </w:tc>
-        <w:tc>
-          <w:tcPr>
-            <w:tcBorders>
-              <w:bottom w:val="none" w:sz="0" w:space="0" w:color="000000"/>
-              <w:top w:val="none" w:sz="0" w:space="0" w:color="000000"/>
-              <w:left w:val="none" w:sz="0" w:space="0" w:color="000000"/>
-              <w:right w:val="none" w:sz="0" w:space="0" w:color="000000"/>
-            </w:tcBorders>
-            <w:shd w:val="clear" w:color="auto" w:fill="FFFFFF"/>
-            <w:tcMar>
-              <w:top w:w="0" w:type="dxa"/>
-              <w:bottom w:w="0" w:type="dxa"/>
-              <w:left w:w="0" w:type="dxa"/>
-              <w:right w:w="0" w:type="dxa"/>
-            </w:tcMar>
-            <w:vAlign w:val="top"/>
-          </w:tcPr>
-          <w:p>
-            <w:pPr>
-              <w:pStyle w:val="Normal"/>
-              <w:jc w:val="center"/>
-              <w:pBdr>
-                <w:bottom w:val="none" w:sz="0" w:space="0" w:color="000000"/>
-                <w:top w:val="none" w:sz="0" w:space="0" w:color="000000"/>
-                <w:left w:val="none" w:sz="0" w:space="0" w:color="000000"/>
-                <w:right w:val="none" w:sz="0" w:space="0" w:color="000000"/>
-              </w:pBdr>
-              <w:spacing w:after="100" w:before="100" w:line="240"/>
-              <w:ind w:left="100" w:right="100" w:firstLine="0" w:firstLineChars="0"/>
-              <w:rPr>
-                <w:rFonts w:ascii="Helvetica" w:hAnsi="Helvetica" w:eastAsia="Helvetica" w:cs="Helvetica"/>
-                <w:i w:val="false"/>
-                <w:b w:val="false"/>
-                <w:u w:val="none"/>
-                <w:sz w:val="22"/>
-                <w:szCs w:val="22"/>
-                <w:color w:val="000000"/>
-              </w:rPr>
-            </w:pPr>
-            <w:r>
-              <w:rPr>
-                <w:rFonts w:ascii="Helvetica" w:hAnsi="Helvetica" w:eastAsia="Helvetica" w:cs="Helvetica"/>
-                <w:i w:val="false"/>
-                <w:b w:val="false"/>
-                <w:u w:val="none"/>
-                <w:sz w:val="22"/>
-                <w:szCs w:val="22"/>
-                <w:color w:val="000000"/>
-              </w:rPr>
-              <w:t xml:space="preserve">0.006</w:t>
+              <w:t xml:space="preserve">14</w:t>
+            </w:r>
+          </w:p>
+        </w:tc>
+        <w:tc>
+          <w:tcPr>
+            <w:tcBorders>
+              <w:bottom w:val="none" w:sz="0" w:space="0" w:color="000000"/>
+              <w:top w:val="none" w:sz="0" w:space="0" w:color="000000"/>
+              <w:left w:val="none" w:sz="0" w:space="0" w:color="000000"/>
+              <w:right w:val="none" w:sz="0" w:space="0" w:color="000000"/>
+            </w:tcBorders>
+            <w:shd w:val="clear" w:color="auto" w:fill="FFFFFF"/>
+            <w:tcMar>
+              <w:top w:w="0" w:type="dxa"/>
+              <w:bottom w:w="0" w:type="dxa"/>
+              <w:left w:w="0" w:type="dxa"/>
+              <w:right w:w="0" w:type="dxa"/>
+            </w:tcMar>
+            <w:vAlign w:val="top"/>
+          </w:tcPr>
+          <w:p>
+            <w:pPr>
+              <w:pStyle w:val="Normal"/>
+              <w:jc w:val="center"/>
+              <w:pBdr>
+                <w:bottom w:val="none" w:sz="0" w:space="0" w:color="000000"/>
+                <w:top w:val="none" w:sz="0" w:space="0" w:color="000000"/>
+                <w:left w:val="none" w:sz="0" w:space="0" w:color="000000"/>
+                <w:right w:val="none" w:sz="0" w:space="0" w:color="000000"/>
+              </w:pBdr>
+              <w:spacing w:after="100" w:before="100" w:line="240"/>
+              <w:ind w:left="100" w:right="100" w:firstLine="0" w:firstLineChars="0"/>
+              <w:rPr>
+                <w:rFonts w:ascii="Helvetica" w:hAnsi="Helvetica" w:eastAsia="Helvetica" w:cs="Helvetica"/>
+                <w:i w:val="false"/>
+                <w:b w:val="false"/>
+                <w:u w:val="none"/>
+                <w:sz w:val="22"/>
+                <w:szCs w:val="22"/>
+                <w:color w:val="000000"/>
+              </w:rPr>
+            </w:pPr>
+            <w:r>
+              <w:rPr>
+                <w:rFonts w:ascii="Helvetica" w:hAnsi="Helvetica" w:eastAsia="Helvetica" w:cs="Helvetica"/>
+                <w:i w:val="false"/>
+                <w:b w:val="false"/>
+                <w:u w:val="none"/>
+                <w:sz w:val="22"/>
+                <w:szCs w:val="22"/>
+                <w:color w:val="000000"/>
+              </w:rPr>
+              <w:t xml:space="preserve">3.2, 25</w:t>
+            </w:r>
+          </w:p>
+        </w:tc>
+        <w:tc>
+          <w:tcPr>
+            <w:tcBorders>
+              <w:bottom w:val="none" w:sz="0" w:space="0" w:color="000000"/>
+              <w:top w:val="none" w:sz="0" w:space="0" w:color="000000"/>
+              <w:left w:val="none" w:sz="0" w:space="0" w:color="000000"/>
+              <w:right w:val="none" w:sz="0" w:space="0" w:color="000000"/>
+            </w:tcBorders>
+            <w:shd w:val="clear" w:color="auto" w:fill="FFFFFF"/>
+            <w:tcMar>
+              <w:top w:w="0" w:type="dxa"/>
+              <w:bottom w:w="0" w:type="dxa"/>
+              <w:left w:w="0" w:type="dxa"/>
+              <w:right w:w="0" w:type="dxa"/>
+            </w:tcMar>
+            <w:vAlign w:val="top"/>
+          </w:tcPr>
+          <w:p>
+            <w:pPr>
+              <w:pStyle w:val="Normal"/>
+              <w:jc w:val="center"/>
+              <w:pBdr>
+                <w:bottom w:val="none" w:sz="0" w:space="0" w:color="000000"/>
+                <w:top w:val="none" w:sz="0" w:space="0" w:color="000000"/>
+                <w:left w:val="none" w:sz="0" w:space="0" w:color="000000"/>
+                <w:right w:val="none" w:sz="0" w:space="0" w:color="000000"/>
+              </w:pBdr>
+              <w:spacing w:after="100" w:before="100" w:line="240"/>
+              <w:ind w:left="100" w:right="100" w:firstLine="0" w:firstLineChars="0"/>
+              <w:rPr>
+                <w:rFonts w:ascii="Helvetica" w:hAnsi="Helvetica" w:eastAsia="Helvetica" w:cs="Helvetica"/>
+                <w:i w:val="false"/>
+                <w:b w:val="false"/>
+                <w:u w:val="none"/>
+                <w:sz w:val="22"/>
+                <w:szCs w:val="22"/>
+                <w:color w:val="000000"/>
+              </w:rPr>
+            </w:pPr>
+            <w:r>
+              <w:rPr>
+                <w:rFonts w:ascii="Helvetica" w:hAnsi="Helvetica" w:eastAsia="Helvetica" w:cs="Helvetica"/>
+                <w:i w:val="false"/>
+                <w:b w:val="false"/>
+                <w:u w:val="none"/>
+                <w:sz w:val="22"/>
+                <w:szCs w:val="22"/>
+                <w:color w:val="000000"/>
+              </w:rPr>
+              <w:t xml:space="preserve">0.011</w:t>
             </w:r>
           </w:p>
         </w:tc>
@@ -9771,113 +9771,113 @@
                 <w:szCs w:val="22"/>
                 <w:color w:val="000000"/>
               </w:rPr>
-              <w:t xml:space="preserve">16</w:t>
-            </w:r>
-          </w:p>
-        </w:tc>
-        <w:tc>
-          <w:tcPr>
-            <w:tcBorders>
-              <w:bottom w:val="none" w:sz="0" w:space="0" w:color="000000"/>
-              <w:top w:val="none" w:sz="0" w:space="0" w:color="000000"/>
-              <w:left w:val="none" w:sz="0" w:space="0" w:color="000000"/>
-              <w:right w:val="none" w:sz="0" w:space="0" w:color="000000"/>
-            </w:tcBorders>
-            <w:shd w:val="clear" w:color="auto" w:fill="FFFFFF"/>
-            <w:tcMar>
-              <w:top w:w="0" w:type="dxa"/>
-              <w:bottom w:w="0" w:type="dxa"/>
-              <w:left w:w="0" w:type="dxa"/>
-              <w:right w:w="0" w:type="dxa"/>
-            </w:tcMar>
-            <w:vAlign w:val="top"/>
-          </w:tcPr>
-          <w:p>
-            <w:pPr>
-              <w:pStyle w:val="Normal"/>
-              <w:jc w:val="center"/>
-              <w:pBdr>
-                <w:bottom w:val="none" w:sz="0" w:space="0" w:color="000000"/>
-                <w:top w:val="none" w:sz="0" w:space="0" w:color="000000"/>
-                <w:left w:val="none" w:sz="0" w:space="0" w:color="000000"/>
-                <w:right w:val="none" w:sz="0" w:space="0" w:color="000000"/>
-              </w:pBdr>
-              <w:spacing w:after="100" w:before="100" w:line="240"/>
-              <w:ind w:left="100" w:right="100" w:firstLine="0" w:firstLineChars="0"/>
-              <w:rPr>
-                <w:rFonts w:ascii="Helvetica" w:hAnsi="Helvetica" w:eastAsia="Helvetica" w:cs="Helvetica"/>
-                <w:i w:val="false"/>
-                <w:b w:val="false"/>
-                <w:u w:val="none"/>
-                <w:sz w:val="22"/>
-                <w:szCs w:val="22"/>
-                <w:color w:val="000000"/>
-              </w:rPr>
-            </w:pPr>
-            <w:r>
-              <w:rPr>
-                <w:rFonts w:ascii="Helvetica" w:hAnsi="Helvetica" w:eastAsia="Helvetica" w:cs="Helvetica"/>
-                <w:i w:val="false"/>
-                <w:b w:val="false"/>
-                <w:u w:val="none"/>
-                <w:sz w:val="22"/>
-                <w:szCs w:val="22"/>
-                <w:color w:val="000000"/>
-              </w:rPr>
-              <w:t xml:space="preserve">4.5, 28</w:t>
-            </w:r>
-          </w:p>
-        </w:tc>
-        <w:tc>
-          <w:tcPr>
-            <w:tcBorders>
-              <w:bottom w:val="none" w:sz="0" w:space="0" w:color="000000"/>
-              <w:top w:val="none" w:sz="0" w:space="0" w:color="000000"/>
-              <w:left w:val="none" w:sz="0" w:space="0" w:color="000000"/>
-              <w:right w:val="none" w:sz="0" w:space="0" w:color="000000"/>
-            </w:tcBorders>
-            <w:shd w:val="clear" w:color="auto" w:fill="FFFFFF"/>
-            <w:tcMar>
-              <w:top w:w="0" w:type="dxa"/>
-              <w:bottom w:w="0" w:type="dxa"/>
-              <w:left w:w="0" w:type="dxa"/>
-              <w:right w:w="0" w:type="dxa"/>
-            </w:tcMar>
-            <w:vAlign w:val="top"/>
-          </w:tcPr>
-          <w:p>
-            <w:pPr>
-              <w:pStyle w:val="Normal"/>
-              <w:jc w:val="center"/>
-              <w:pBdr>
-                <w:bottom w:val="none" w:sz="0" w:space="0" w:color="000000"/>
-                <w:top w:val="none" w:sz="0" w:space="0" w:color="000000"/>
-                <w:left w:val="none" w:sz="0" w:space="0" w:color="000000"/>
-                <w:right w:val="none" w:sz="0" w:space="0" w:color="000000"/>
-              </w:pBdr>
-              <w:spacing w:after="100" w:before="100" w:line="240"/>
-              <w:ind w:left="100" w:right="100" w:firstLine="0" w:firstLineChars="0"/>
-              <w:rPr>
-                <w:rFonts w:ascii="Helvetica" w:hAnsi="Helvetica" w:eastAsia="Helvetica" w:cs="Helvetica"/>
-                <w:i w:val="false"/>
-                <w:b w:val="false"/>
-                <w:u w:val="none"/>
-                <w:sz w:val="22"/>
-                <w:szCs w:val="22"/>
-                <w:color w:val="000000"/>
-              </w:rPr>
-            </w:pPr>
-            <w:r>
-              <w:rPr>
-                <w:rFonts w:ascii="Helvetica" w:hAnsi="Helvetica" w:eastAsia="Helvetica" w:cs="Helvetica"/>
-                <w:i w:val="false"/>
-                <w:b w:val="false"/>
-                <w:u w:val="none"/>
-                <w:sz w:val="22"/>
-                <w:szCs w:val="22"/>
-                <w:color w:val="000000"/>
-              </w:rPr>
-              <w:t xml:space="preserve">0.007</w:t>
+              <w:t xml:space="preserve">15</w:t>
+            </w:r>
+          </w:p>
+        </w:tc>
+        <w:tc>
+          <w:tcPr>
+            <w:tcBorders>
+              <w:bottom w:val="none" w:sz="0" w:space="0" w:color="000000"/>
+              <w:top w:val="none" w:sz="0" w:space="0" w:color="000000"/>
+              <w:left w:val="none" w:sz="0" w:space="0" w:color="000000"/>
+              <w:right w:val="none" w:sz="0" w:space="0" w:color="000000"/>
+            </w:tcBorders>
+            <w:shd w:val="clear" w:color="auto" w:fill="FFFFFF"/>
+            <w:tcMar>
+              <w:top w:w="0" w:type="dxa"/>
+              <w:bottom w:w="0" w:type="dxa"/>
+              <w:left w:w="0" w:type="dxa"/>
+              <w:right w:w="0" w:type="dxa"/>
+            </w:tcMar>
+            <w:vAlign w:val="top"/>
+          </w:tcPr>
+          <w:p>
+            <w:pPr>
+              <w:pStyle w:val="Normal"/>
+              <w:jc w:val="center"/>
+              <w:pBdr>
+                <w:bottom w:val="none" w:sz="0" w:space="0" w:color="000000"/>
+                <w:top w:val="none" w:sz="0" w:space="0" w:color="000000"/>
+                <w:left w:val="none" w:sz="0" w:space="0" w:color="000000"/>
+                <w:right w:val="none" w:sz="0" w:space="0" w:color="000000"/>
+              </w:pBdr>
+              <w:spacing w:after="100" w:before="100" w:line="240"/>
+              <w:ind w:left="100" w:right="100" w:firstLine="0" w:firstLineChars="0"/>
+              <w:rPr>
+                <w:rFonts w:ascii="Helvetica" w:hAnsi="Helvetica" w:eastAsia="Helvetica" w:cs="Helvetica"/>
+                <w:i w:val="false"/>
+                <w:b w:val="false"/>
+                <w:u w:val="none"/>
+                <w:sz w:val="22"/>
+                <w:szCs w:val="22"/>
+                <w:color w:val="000000"/>
+              </w:rPr>
+            </w:pPr>
+            <w:r>
+              <w:rPr>
+                <w:rFonts w:ascii="Helvetica" w:hAnsi="Helvetica" w:eastAsia="Helvetica" w:cs="Helvetica"/>
+                <w:i w:val="false"/>
+                <w:b w:val="false"/>
+                <w:u w:val="none"/>
+                <w:sz w:val="22"/>
+                <w:szCs w:val="22"/>
+                <w:color w:val="000000"/>
+              </w:rPr>
+              <w:t xml:space="preserve">3.5, 27</w:t>
+            </w:r>
+          </w:p>
+        </w:tc>
+        <w:tc>
+          <w:tcPr>
+            <w:tcBorders>
+              <w:bottom w:val="none" w:sz="0" w:space="0" w:color="000000"/>
+              <w:top w:val="none" w:sz="0" w:space="0" w:color="000000"/>
+              <w:left w:val="none" w:sz="0" w:space="0" w:color="000000"/>
+              <w:right w:val="none" w:sz="0" w:space="0" w:color="000000"/>
+            </w:tcBorders>
+            <w:shd w:val="clear" w:color="auto" w:fill="FFFFFF"/>
+            <w:tcMar>
+              <w:top w:w="0" w:type="dxa"/>
+              <w:bottom w:w="0" w:type="dxa"/>
+              <w:left w:w="0" w:type="dxa"/>
+              <w:right w:w="0" w:type="dxa"/>
+            </w:tcMar>
+            <w:vAlign w:val="top"/>
+          </w:tcPr>
+          <w:p>
+            <w:pPr>
+              <w:pStyle w:val="Normal"/>
+              <w:jc w:val="center"/>
+              <w:pBdr>
+                <w:bottom w:val="none" w:sz="0" w:space="0" w:color="000000"/>
+                <w:top w:val="none" w:sz="0" w:space="0" w:color="000000"/>
+                <w:left w:val="none" w:sz="0" w:space="0" w:color="000000"/>
+                <w:right w:val="none" w:sz="0" w:space="0" w:color="000000"/>
+              </w:pBdr>
+              <w:spacing w:after="100" w:before="100" w:line="240"/>
+              <w:ind w:left="100" w:right="100" w:firstLine="0" w:firstLineChars="0"/>
+              <w:rPr>
+                <w:rFonts w:ascii="Helvetica" w:hAnsi="Helvetica" w:eastAsia="Helvetica" w:cs="Helvetica"/>
+                <w:i w:val="false"/>
+                <w:b w:val="false"/>
+                <w:u w:val="none"/>
+                <w:sz w:val="22"/>
+                <w:szCs w:val="22"/>
+                <w:color w:val="000000"/>
+              </w:rPr>
+            </w:pPr>
+            <w:r>
+              <w:rPr>
+                <w:rFonts w:ascii="Helvetica" w:hAnsi="Helvetica" w:eastAsia="Helvetica" w:cs="Helvetica"/>
+                <w:i w:val="false"/>
+                <w:b w:val="false"/>
+                <w:u w:val="none"/>
+                <w:sz w:val="22"/>
+                <w:szCs w:val="22"/>
+                <w:color w:val="000000"/>
+              </w:rPr>
+              <w:t xml:space="preserve">0.011</w:t>
             </w:r>
           </w:p>
         </w:tc>
@@ -11220,60 +11220,60 @@
                 <w:szCs w:val="22"/>
                 <w:color w:val="000000"/>
               </w:rPr>
-              <w:t xml:space="preserve">-14</w:t>
-            </w:r>
-          </w:p>
-        </w:tc>
-        <w:tc>
-          <w:tcPr>
-            <w:tcBorders>
-              <w:bottom w:val="none" w:sz="0" w:space="0" w:color="000000"/>
-              <w:top w:val="none" w:sz="0" w:space="0" w:color="000000"/>
-              <w:left w:val="none" w:sz="0" w:space="0" w:color="000000"/>
-              <w:right w:val="none" w:sz="0" w:space="0" w:color="000000"/>
-            </w:tcBorders>
-            <w:shd w:val="clear" w:color="auto" w:fill="FFFFFF"/>
-            <w:tcMar>
-              <w:top w:w="0" w:type="dxa"/>
-              <w:bottom w:w="0" w:type="dxa"/>
-              <w:left w:w="0" w:type="dxa"/>
-              <w:right w:w="0" w:type="dxa"/>
-            </w:tcMar>
-            <w:vAlign w:val="top"/>
-          </w:tcPr>
-          <w:p>
-            <w:pPr>
-              <w:pStyle w:val="Normal"/>
-              <w:jc w:val="center"/>
-              <w:pBdr>
-                <w:bottom w:val="none" w:sz="0" w:space="0" w:color="000000"/>
-                <w:top w:val="none" w:sz="0" w:space="0" w:color="000000"/>
-                <w:left w:val="none" w:sz="0" w:space="0" w:color="000000"/>
-                <w:right w:val="none" w:sz="0" w:space="0" w:color="000000"/>
-              </w:pBdr>
-              <w:spacing w:after="100" w:before="100" w:line="240"/>
-              <w:ind w:left="100" w:right="100" w:firstLine="0" w:firstLineChars="0"/>
-              <w:rPr>
-                <w:rFonts w:ascii="Helvetica" w:hAnsi="Helvetica" w:eastAsia="Helvetica" w:cs="Helvetica"/>
-                <w:i w:val="false"/>
-                <w:b w:val="false"/>
-                <w:u w:val="none"/>
-                <w:sz w:val="22"/>
-                <w:szCs w:val="22"/>
-                <w:color w:val="000000"/>
-              </w:rPr>
-            </w:pPr>
-            <w:r>
-              <w:rPr>
-                <w:rFonts w:ascii="Helvetica" w:hAnsi="Helvetica" w:eastAsia="Helvetica" w:cs="Helvetica"/>
-                <w:i w:val="false"/>
-                <w:b w:val="false"/>
-                <w:u w:val="none"/>
-                <w:sz w:val="22"/>
-                <w:szCs w:val="22"/>
-                <w:color w:val="000000"/>
-              </w:rPr>
-              <w:t xml:space="preserve">-21, -6.4</w:t>
+              <w:t xml:space="preserve">-13</w:t>
+            </w:r>
+          </w:p>
+        </w:tc>
+        <w:tc>
+          <w:tcPr>
+            <w:tcBorders>
+              <w:bottom w:val="none" w:sz="0" w:space="0" w:color="000000"/>
+              <w:top w:val="none" w:sz="0" w:space="0" w:color="000000"/>
+              <w:left w:val="none" w:sz="0" w:space="0" w:color="000000"/>
+              <w:right w:val="none" w:sz="0" w:space="0" w:color="000000"/>
+            </w:tcBorders>
+            <w:shd w:val="clear" w:color="auto" w:fill="FFFFFF"/>
+            <w:tcMar>
+              <w:top w:w="0" w:type="dxa"/>
+              <w:bottom w:w="0" w:type="dxa"/>
+              <w:left w:w="0" w:type="dxa"/>
+              <w:right w:w="0" w:type="dxa"/>
+            </w:tcMar>
+            <w:vAlign w:val="top"/>
+          </w:tcPr>
+          <w:p>
+            <w:pPr>
+              <w:pStyle w:val="Normal"/>
+              <w:jc w:val="center"/>
+              <w:pBdr>
+                <w:bottom w:val="none" w:sz="0" w:space="0" w:color="000000"/>
+                <w:top w:val="none" w:sz="0" w:space="0" w:color="000000"/>
+                <w:left w:val="none" w:sz="0" w:space="0" w:color="000000"/>
+                <w:right w:val="none" w:sz="0" w:space="0" w:color="000000"/>
+              </w:pBdr>
+              <w:spacing w:after="100" w:before="100" w:line="240"/>
+              <w:ind w:left="100" w:right="100" w:firstLine="0" w:firstLineChars="0"/>
+              <w:rPr>
+                <w:rFonts w:ascii="Helvetica" w:hAnsi="Helvetica" w:eastAsia="Helvetica" w:cs="Helvetica"/>
+                <w:i w:val="false"/>
+                <w:b w:val="false"/>
+                <w:u w:val="none"/>
+                <w:sz w:val="22"/>
+                <w:szCs w:val="22"/>
+                <w:color w:val="000000"/>
+              </w:rPr>
+            </w:pPr>
+            <w:r>
+              <w:rPr>
+                <w:rFonts w:ascii="Helvetica" w:hAnsi="Helvetica" w:eastAsia="Helvetica" w:cs="Helvetica"/>
+                <w:i w:val="false"/>
+                <w:b w:val="false"/>
+                <w:u w:val="none"/>
+                <w:sz w:val="22"/>
+                <w:szCs w:val="22"/>
+                <w:color w:val="000000"/>
+              </w:rPr>
+              <w:t xml:space="preserve">-21, -6.2</w:t>
             </w:r>
           </w:p>
         </w:tc>
@@ -12669,113 +12669,113 @@
                 <w:szCs w:val="22"/>
                 <w:color w:val="000000"/>
               </w:rPr>
-              <w:t xml:space="preserve">-5.1</w:t>
-            </w:r>
-          </w:p>
-        </w:tc>
-        <w:tc>
-          <w:tcPr>
-            <w:tcBorders>
-              <w:bottom w:val="none" w:sz="0" w:space="0" w:color="000000"/>
-              <w:top w:val="none" w:sz="0" w:space="0" w:color="000000"/>
-              <w:left w:val="none" w:sz="0" w:space="0" w:color="000000"/>
-              <w:right w:val="none" w:sz="0" w:space="0" w:color="000000"/>
-            </w:tcBorders>
-            <w:shd w:val="clear" w:color="auto" w:fill="FFFFFF"/>
-            <w:tcMar>
-              <w:top w:w="0" w:type="dxa"/>
-              <w:bottom w:w="0" w:type="dxa"/>
-              <w:left w:w="0" w:type="dxa"/>
-              <w:right w:w="0" w:type="dxa"/>
-            </w:tcMar>
-            <w:vAlign w:val="top"/>
-          </w:tcPr>
-          <w:p>
-            <w:pPr>
-              <w:pStyle w:val="Normal"/>
-              <w:jc w:val="center"/>
-              <w:pBdr>
-                <w:bottom w:val="none" w:sz="0" w:space="0" w:color="000000"/>
-                <w:top w:val="none" w:sz="0" w:space="0" w:color="000000"/>
-                <w:left w:val="none" w:sz="0" w:space="0" w:color="000000"/>
-                <w:right w:val="none" w:sz="0" w:space="0" w:color="000000"/>
-              </w:pBdr>
-              <w:spacing w:after="100" w:before="100" w:line="240"/>
-              <w:ind w:left="100" w:right="100" w:firstLine="0" w:firstLineChars="0"/>
-              <w:rPr>
-                <w:rFonts w:ascii="Helvetica" w:hAnsi="Helvetica" w:eastAsia="Helvetica" w:cs="Helvetica"/>
-                <w:i w:val="false"/>
-                <w:b w:val="false"/>
-                <w:u w:val="none"/>
-                <w:sz w:val="22"/>
-                <w:szCs w:val="22"/>
-                <w:color w:val="000000"/>
-              </w:rPr>
-            </w:pPr>
-            <w:r>
-              <w:rPr>
-                <w:rFonts w:ascii="Helvetica" w:hAnsi="Helvetica" w:eastAsia="Helvetica" w:cs="Helvetica"/>
-                <w:i w:val="false"/>
-                <w:b w:val="false"/>
-                <w:u w:val="none"/>
-                <w:sz w:val="22"/>
-                <w:szCs w:val="22"/>
-                <w:color w:val="000000"/>
-              </w:rPr>
-              <w:t xml:space="preserve">-11, 1.1</w:t>
-            </w:r>
-          </w:p>
-        </w:tc>
-        <w:tc>
-          <w:tcPr>
-            <w:tcBorders>
-              <w:bottom w:val="none" w:sz="0" w:space="0" w:color="000000"/>
-              <w:top w:val="none" w:sz="0" w:space="0" w:color="000000"/>
-              <w:left w:val="none" w:sz="0" w:space="0" w:color="000000"/>
-              <w:right w:val="none" w:sz="0" w:space="0" w:color="000000"/>
-            </w:tcBorders>
-            <w:shd w:val="clear" w:color="auto" w:fill="FFFFFF"/>
-            <w:tcMar>
-              <w:top w:w="0" w:type="dxa"/>
-              <w:bottom w:w="0" w:type="dxa"/>
-              <w:left w:w="0" w:type="dxa"/>
-              <w:right w:w="0" w:type="dxa"/>
-            </w:tcMar>
-            <w:vAlign w:val="top"/>
-          </w:tcPr>
-          <w:p>
-            <w:pPr>
-              <w:pStyle w:val="Normal"/>
-              <w:jc w:val="center"/>
-              <w:pBdr>
-                <w:bottom w:val="none" w:sz="0" w:space="0" w:color="000000"/>
-                <w:top w:val="none" w:sz="0" w:space="0" w:color="000000"/>
-                <w:left w:val="none" w:sz="0" w:space="0" w:color="000000"/>
-                <w:right w:val="none" w:sz="0" w:space="0" w:color="000000"/>
-              </w:pBdr>
-              <w:spacing w:after="100" w:before="100" w:line="240"/>
-              <w:ind w:left="100" w:right="100" w:firstLine="0" w:firstLineChars="0"/>
-              <w:rPr>
-                <w:rFonts w:ascii="Helvetica" w:hAnsi="Helvetica" w:eastAsia="Helvetica" w:cs="Helvetica"/>
-                <w:i w:val="false"/>
-                <w:b w:val="false"/>
-                <w:u w:val="none"/>
-                <w:sz w:val="22"/>
-                <w:szCs w:val="22"/>
-                <w:color w:val="000000"/>
-              </w:rPr>
-            </w:pPr>
-            <w:r>
-              <w:rPr>
-                <w:rFonts w:ascii="Helvetica" w:hAnsi="Helvetica" w:eastAsia="Helvetica" w:cs="Helvetica"/>
-                <w:i w:val="false"/>
-                <w:b w:val="false"/>
-                <w:u w:val="none"/>
-                <w:sz w:val="22"/>
-                <w:szCs w:val="22"/>
-                <w:color w:val="000000"/>
-              </w:rPr>
-              <w:t xml:space="preserve">0.105</w:t>
+              <w:t xml:space="preserve">-4.8</w:t>
+            </w:r>
+          </w:p>
+        </w:tc>
+        <w:tc>
+          <w:tcPr>
+            <w:tcBorders>
+              <w:bottom w:val="none" w:sz="0" w:space="0" w:color="000000"/>
+              <w:top w:val="none" w:sz="0" w:space="0" w:color="000000"/>
+              <w:left w:val="none" w:sz="0" w:space="0" w:color="000000"/>
+              <w:right w:val="none" w:sz="0" w:space="0" w:color="000000"/>
+            </w:tcBorders>
+            <w:shd w:val="clear" w:color="auto" w:fill="FFFFFF"/>
+            <w:tcMar>
+              <w:top w:w="0" w:type="dxa"/>
+              <w:bottom w:w="0" w:type="dxa"/>
+              <w:left w:w="0" w:type="dxa"/>
+              <w:right w:w="0" w:type="dxa"/>
+            </w:tcMar>
+            <w:vAlign w:val="top"/>
+          </w:tcPr>
+          <w:p>
+            <w:pPr>
+              <w:pStyle w:val="Normal"/>
+              <w:jc w:val="center"/>
+              <w:pBdr>
+                <w:bottom w:val="none" w:sz="0" w:space="0" w:color="000000"/>
+                <w:top w:val="none" w:sz="0" w:space="0" w:color="000000"/>
+                <w:left w:val="none" w:sz="0" w:space="0" w:color="000000"/>
+                <w:right w:val="none" w:sz="0" w:space="0" w:color="000000"/>
+              </w:pBdr>
+              <w:spacing w:after="100" w:before="100" w:line="240"/>
+              <w:ind w:left="100" w:right="100" w:firstLine="0" w:firstLineChars="0"/>
+              <w:rPr>
+                <w:rFonts w:ascii="Helvetica" w:hAnsi="Helvetica" w:eastAsia="Helvetica" w:cs="Helvetica"/>
+                <w:i w:val="false"/>
+                <w:b w:val="false"/>
+                <w:u w:val="none"/>
+                <w:sz w:val="22"/>
+                <w:szCs w:val="22"/>
+                <w:color w:val="000000"/>
+              </w:rPr>
+            </w:pPr>
+            <w:r>
+              <w:rPr>
+                <w:rFonts w:ascii="Helvetica" w:hAnsi="Helvetica" w:eastAsia="Helvetica" w:cs="Helvetica"/>
+                <w:i w:val="false"/>
+                <w:b w:val="false"/>
+                <w:u w:val="none"/>
+                <w:sz w:val="22"/>
+                <w:szCs w:val="22"/>
+                <w:color w:val="000000"/>
+              </w:rPr>
+              <w:t xml:space="preserve">-11, 1.4</w:t>
+            </w:r>
+          </w:p>
+        </w:tc>
+        <w:tc>
+          <w:tcPr>
+            <w:tcBorders>
+              <w:bottom w:val="none" w:sz="0" w:space="0" w:color="000000"/>
+              <w:top w:val="none" w:sz="0" w:space="0" w:color="000000"/>
+              <w:left w:val="none" w:sz="0" w:space="0" w:color="000000"/>
+              <w:right w:val="none" w:sz="0" w:space="0" w:color="000000"/>
+            </w:tcBorders>
+            <w:shd w:val="clear" w:color="auto" w:fill="FFFFFF"/>
+            <w:tcMar>
+              <w:top w:w="0" w:type="dxa"/>
+              <w:bottom w:w="0" w:type="dxa"/>
+              <w:left w:w="0" w:type="dxa"/>
+              <w:right w:w="0" w:type="dxa"/>
+            </w:tcMar>
+            <w:vAlign w:val="top"/>
+          </w:tcPr>
+          <w:p>
+            <w:pPr>
+              <w:pStyle w:val="Normal"/>
+              <w:jc w:val="center"/>
+              <w:pBdr>
+                <w:bottom w:val="none" w:sz="0" w:space="0" w:color="000000"/>
+                <w:top w:val="none" w:sz="0" w:space="0" w:color="000000"/>
+                <w:left w:val="none" w:sz="0" w:space="0" w:color="000000"/>
+                <w:right w:val="none" w:sz="0" w:space="0" w:color="000000"/>
+              </w:pBdr>
+              <w:spacing w:after="100" w:before="100" w:line="240"/>
+              <w:ind w:left="100" w:right="100" w:firstLine="0" w:firstLineChars="0"/>
+              <w:rPr>
+                <w:rFonts w:ascii="Helvetica" w:hAnsi="Helvetica" w:eastAsia="Helvetica" w:cs="Helvetica"/>
+                <w:i w:val="false"/>
+                <w:b w:val="false"/>
+                <w:u w:val="none"/>
+                <w:sz w:val="22"/>
+                <w:szCs w:val="22"/>
+                <w:color w:val="000000"/>
+              </w:rPr>
+            </w:pPr>
+            <w:r>
+              <w:rPr>
+                <w:rFonts w:ascii="Helvetica" w:hAnsi="Helvetica" w:eastAsia="Helvetica" w:cs="Helvetica"/>
+                <w:i w:val="false"/>
+                <w:b w:val="false"/>
+                <w:u w:val="none"/>
+                <w:sz w:val="22"/>
+                <w:szCs w:val="22"/>
+                <w:color w:val="000000"/>
+              </w:rPr>
+              <w:t xml:space="preserve">0.130</w:t>
             </w:r>
           </w:p>
         </w:tc>
@@ -13258,7 +13258,7 @@
                 <w:szCs w:val="22"/>
                 <w:color w:val="000000"/>
               </w:rPr>
-              <w:t xml:space="preserve">0.302</w:t>
+              <w:t xml:space="preserve">0.301</w:t>
             </w:r>
           </w:p>
         </w:tc>
@@ -13635,120 +13635,120 @@
                 <w:szCs w:val="22"/>
                 <w:color w:val="000000"/>
               </w:rPr>
-              <w:t xml:space="preserve">-2.7</w:t>
-            </w:r>
-          </w:p>
-        </w:tc>
-        <w:tc>
-          <w:tcPr>
-            <w:tcBorders>
-              <w:bottom w:val="none" w:sz="0" w:space="0" w:color="000000"/>
-              <w:top w:val="none" w:sz="0" w:space="0" w:color="000000"/>
-              <w:left w:val="none" w:sz="0" w:space="0" w:color="000000"/>
-              <w:right w:val="none" w:sz="0" w:space="0" w:color="000000"/>
-            </w:tcBorders>
-            <w:shd w:val="clear" w:color="auto" w:fill="FFFFFF"/>
-            <w:tcMar>
-              <w:top w:w="0" w:type="dxa"/>
-              <w:bottom w:w="0" w:type="dxa"/>
-              <w:left w:w="0" w:type="dxa"/>
-              <w:right w:w="0" w:type="dxa"/>
-            </w:tcMar>
-            <w:vAlign w:val="top"/>
-          </w:tcPr>
-          <w:p>
-            <w:pPr>
-              <w:pStyle w:val="Normal"/>
-              <w:jc w:val="center"/>
-              <w:pBdr>
-                <w:bottom w:val="none" w:sz="0" w:space="0" w:color="000000"/>
-                <w:top w:val="none" w:sz="0" w:space="0" w:color="000000"/>
-                <w:left w:val="none" w:sz="0" w:space="0" w:color="000000"/>
-                <w:right w:val="none" w:sz="0" w:space="0" w:color="000000"/>
-              </w:pBdr>
-              <w:spacing w:after="100" w:before="100" w:line="240"/>
-              <w:ind w:left="100" w:right="100" w:firstLine="0" w:firstLineChars="0"/>
-              <w:rPr>
-                <w:rFonts w:ascii="Helvetica" w:hAnsi="Helvetica" w:eastAsia="Helvetica" w:cs="Helvetica"/>
-                <w:i w:val="false"/>
-                <w:b w:val="false"/>
-                <w:u w:val="none"/>
-                <w:sz w:val="22"/>
-                <w:szCs w:val="22"/>
-                <w:color w:val="000000"/>
-              </w:rPr>
-            </w:pPr>
-            <w:r>
-              <w:rPr>
-                <w:rFonts w:ascii="Helvetica" w:hAnsi="Helvetica" w:eastAsia="Helvetica" w:cs="Helvetica"/>
-                <w:i w:val="false"/>
-                <w:b w:val="false"/>
-                <w:u w:val="none"/>
-                <w:sz w:val="22"/>
-                <w:szCs w:val="22"/>
-                <w:color w:val="000000"/>
-              </w:rPr>
-              <w:t xml:space="preserve">-11, 6.1</w:t>
-            </w:r>
-          </w:p>
-        </w:tc>
-        <w:tc>
-          <w:tcPr>
-            <w:tcBorders>
-              <w:bottom w:val="none" w:sz="0" w:space="0" w:color="000000"/>
-              <w:top w:val="none" w:sz="0" w:space="0" w:color="000000"/>
-              <w:left w:val="none" w:sz="0" w:space="0" w:color="000000"/>
-              <w:right w:val="none" w:sz="0" w:space="0" w:color="000000"/>
-            </w:tcBorders>
-            <w:shd w:val="clear" w:color="auto" w:fill="FFFFFF"/>
-            <w:tcMar>
-              <w:top w:w="0" w:type="dxa"/>
-              <w:bottom w:w="0" w:type="dxa"/>
-              <w:left w:w="0" w:type="dxa"/>
-              <w:right w:w="0" w:type="dxa"/>
-            </w:tcMar>
-            <w:vAlign w:val="top"/>
-          </w:tcPr>
-          <w:p>
-            <w:pPr>
-              <w:pStyle w:val="Normal"/>
-              <w:jc w:val="center"/>
-              <w:pBdr>
-                <w:bottom w:val="none" w:sz="0" w:space="0" w:color="000000"/>
-                <w:top w:val="none" w:sz="0" w:space="0" w:color="000000"/>
-                <w:left w:val="none" w:sz="0" w:space="0" w:color="000000"/>
-                <w:right w:val="none" w:sz="0" w:space="0" w:color="000000"/>
-              </w:pBdr>
-              <w:spacing w:after="100" w:before="100" w:line="240"/>
-              <w:ind w:left="100" w:right="100" w:firstLine="0" w:firstLineChars="0"/>
-              <w:rPr>
-                <w:rFonts w:ascii="Helvetica" w:hAnsi="Helvetica" w:eastAsia="Helvetica" w:cs="Helvetica"/>
-                <w:i w:val="false"/>
-                <w:b w:val="false"/>
-                <w:u w:val="none"/>
-                <w:sz w:val="22"/>
-                <w:szCs w:val="22"/>
-                <w:color w:val="000000"/>
-              </w:rPr>
-            </w:pPr>
-            <w:r>
-              <w:rPr>
-                <w:rFonts w:ascii="Helvetica" w:hAnsi="Helvetica" w:eastAsia="Helvetica" w:cs="Helvetica"/>
-                <w:i w:val="false"/>
-                <w:b w:val="false"/>
-                <w:u w:val="none"/>
-                <w:sz w:val="22"/>
-                <w:szCs w:val="22"/>
-                <w:color w:val="000000"/>
-              </w:rPr>
-              <w:t xml:space="preserve">0.545</w:t>
+              <w:t xml:space="preserve">-3.9</w:t>
+            </w:r>
+          </w:p>
+        </w:tc>
+        <w:tc>
+          <w:tcPr>
+            <w:tcBorders>
+              <w:bottom w:val="none" w:sz="0" w:space="0" w:color="000000"/>
+              <w:top w:val="none" w:sz="0" w:space="0" w:color="000000"/>
+              <w:left w:val="none" w:sz="0" w:space="0" w:color="000000"/>
+              <w:right w:val="none" w:sz="0" w:space="0" w:color="000000"/>
+            </w:tcBorders>
+            <w:shd w:val="clear" w:color="auto" w:fill="FFFFFF"/>
+            <w:tcMar>
+              <w:top w:w="0" w:type="dxa"/>
+              <w:bottom w:w="0" w:type="dxa"/>
+              <w:left w:w="0" w:type="dxa"/>
+              <w:right w:w="0" w:type="dxa"/>
+            </w:tcMar>
+            <w:vAlign w:val="top"/>
+          </w:tcPr>
+          <w:p>
+            <w:pPr>
+              <w:pStyle w:val="Normal"/>
+              <w:jc w:val="center"/>
+              <w:pBdr>
+                <w:bottom w:val="none" w:sz="0" w:space="0" w:color="000000"/>
+                <w:top w:val="none" w:sz="0" w:space="0" w:color="000000"/>
+                <w:left w:val="none" w:sz="0" w:space="0" w:color="000000"/>
+                <w:right w:val="none" w:sz="0" w:space="0" w:color="000000"/>
+              </w:pBdr>
+              <w:spacing w:after="100" w:before="100" w:line="240"/>
+              <w:ind w:left="100" w:right="100" w:firstLine="0" w:firstLineChars="0"/>
+              <w:rPr>
+                <w:rFonts w:ascii="Helvetica" w:hAnsi="Helvetica" w:eastAsia="Helvetica" w:cs="Helvetica"/>
+                <w:i w:val="false"/>
+                <w:b w:val="false"/>
+                <w:u w:val="none"/>
+                <w:sz w:val="22"/>
+                <w:szCs w:val="22"/>
+                <w:color w:val="000000"/>
+              </w:rPr>
+            </w:pPr>
+            <w:r>
+              <w:rPr>
+                <w:rFonts w:ascii="Helvetica" w:hAnsi="Helvetica" w:eastAsia="Helvetica" w:cs="Helvetica"/>
+                <w:i w:val="false"/>
+                <w:b w:val="false"/>
+                <w:u w:val="none"/>
+                <w:sz w:val="22"/>
+                <w:szCs w:val="22"/>
+                <w:color w:val="000000"/>
+              </w:rPr>
+              <w:t xml:space="preserve">-13, 4.9</w:t>
+            </w:r>
+          </w:p>
+        </w:tc>
+        <w:tc>
+          <w:tcPr>
+            <w:tcBorders>
+              <w:bottom w:val="none" w:sz="0" w:space="0" w:color="000000"/>
+              <w:top w:val="none" w:sz="0" w:space="0" w:color="000000"/>
+              <w:left w:val="none" w:sz="0" w:space="0" w:color="000000"/>
+              <w:right w:val="none" w:sz="0" w:space="0" w:color="000000"/>
+            </w:tcBorders>
+            <w:shd w:val="clear" w:color="auto" w:fill="FFFFFF"/>
+            <w:tcMar>
+              <w:top w:w="0" w:type="dxa"/>
+              <w:bottom w:w="0" w:type="dxa"/>
+              <w:left w:w="0" w:type="dxa"/>
+              <w:right w:w="0" w:type="dxa"/>
+            </w:tcMar>
+            <w:vAlign w:val="top"/>
+          </w:tcPr>
+          <w:p>
+            <w:pPr>
+              <w:pStyle w:val="Normal"/>
+              <w:jc w:val="center"/>
+              <w:pBdr>
+                <w:bottom w:val="none" w:sz="0" w:space="0" w:color="000000"/>
+                <w:top w:val="none" w:sz="0" w:space="0" w:color="000000"/>
+                <w:left w:val="none" w:sz="0" w:space="0" w:color="000000"/>
+                <w:right w:val="none" w:sz="0" w:space="0" w:color="000000"/>
+              </w:pBdr>
+              <w:spacing w:after="100" w:before="100" w:line="240"/>
+              <w:ind w:left="100" w:right="100" w:firstLine="0" w:firstLineChars="0"/>
+              <w:rPr>
+                <w:rFonts w:ascii="Helvetica" w:hAnsi="Helvetica" w:eastAsia="Helvetica" w:cs="Helvetica"/>
+                <w:i w:val="false"/>
+                <w:b w:val="false"/>
+                <w:u w:val="none"/>
+                <w:sz w:val="22"/>
+                <w:szCs w:val="22"/>
+                <w:color w:val="000000"/>
+              </w:rPr>
+            </w:pPr>
+            <w:r>
+              <w:rPr>
+                <w:rFonts w:ascii="Helvetica" w:hAnsi="Helvetica" w:eastAsia="Helvetica" w:cs="Helvetica"/>
+                <w:i w:val="false"/>
+                <w:b w:val="false"/>
+                <w:u w:val="none"/>
+                <w:sz w:val="22"/>
+                <w:szCs w:val="22"/>
+                <w:color w:val="000000"/>
+              </w:rPr>
+              <w:t xml:space="preserve">0.384</w:t>
             </w:r>
           </w:p>
         </w:tc>
       </w:tr>
       <w:tr>
         <w:trPr>
-          <w:trHeight w:val="598" w:hRule="auto"/>
+          <w:trHeight w:val="597" w:hRule="auto"/>
         </w:trPr>
         body28
         <w:tc>
@@ -14118,113 +14118,113 @@
                 <w:szCs w:val="22"/>
                 <w:color w:val="000000"/>
               </w:rPr>
-              <w:t xml:space="preserve">-9.4</w:t>
-            </w:r>
-          </w:p>
-        </w:tc>
-        <w:tc>
-          <w:tcPr>
-            <w:tcBorders>
-              <w:bottom w:val="none" w:sz="0" w:space="0" w:color="000000"/>
-              <w:top w:val="none" w:sz="0" w:space="0" w:color="000000"/>
-              <w:left w:val="none" w:sz="0" w:space="0" w:color="000000"/>
-              <w:right w:val="none" w:sz="0" w:space="0" w:color="000000"/>
-            </w:tcBorders>
-            <w:shd w:val="clear" w:color="auto" w:fill="FFFFFF"/>
-            <w:tcMar>
-              <w:top w:w="0" w:type="dxa"/>
-              <w:bottom w:w="0" w:type="dxa"/>
-              <w:left w:w="0" w:type="dxa"/>
-              <w:right w:w="0" w:type="dxa"/>
-            </w:tcMar>
-            <w:vAlign w:val="top"/>
-          </w:tcPr>
-          <w:p>
-            <w:pPr>
-              <w:pStyle w:val="Normal"/>
-              <w:jc w:val="center"/>
-              <w:pBdr>
-                <w:bottom w:val="none" w:sz="0" w:space="0" w:color="000000"/>
-                <w:top w:val="none" w:sz="0" w:space="0" w:color="000000"/>
-                <w:left w:val="none" w:sz="0" w:space="0" w:color="000000"/>
-                <w:right w:val="none" w:sz="0" w:space="0" w:color="000000"/>
-              </w:pBdr>
-              <w:spacing w:after="100" w:before="100" w:line="240"/>
-              <w:ind w:left="100" w:right="100" w:firstLine="0" w:firstLineChars="0"/>
-              <w:rPr>
-                <w:rFonts w:ascii="Helvetica" w:hAnsi="Helvetica" w:eastAsia="Helvetica" w:cs="Helvetica"/>
-                <w:i w:val="false"/>
-                <w:b w:val="false"/>
-                <w:u w:val="none"/>
-                <w:sz w:val="22"/>
-                <w:szCs w:val="22"/>
-                <w:color w:val="000000"/>
-              </w:rPr>
-            </w:pPr>
-            <w:r>
-              <w:rPr>
-                <w:rFonts w:ascii="Helvetica" w:hAnsi="Helvetica" w:eastAsia="Helvetica" w:cs="Helvetica"/>
-                <w:i w:val="false"/>
-                <w:b w:val="false"/>
-                <w:u w:val="none"/>
-                <w:sz w:val="22"/>
-                <w:szCs w:val="22"/>
-                <w:color w:val="000000"/>
-              </w:rPr>
-              <w:t xml:space="preserve">-19, -0.14</w:t>
-            </w:r>
-          </w:p>
-        </w:tc>
-        <w:tc>
-          <w:tcPr>
-            <w:tcBorders>
-              <w:bottom w:val="none" w:sz="0" w:space="0" w:color="000000"/>
-              <w:top w:val="none" w:sz="0" w:space="0" w:color="000000"/>
-              <w:left w:val="none" w:sz="0" w:space="0" w:color="000000"/>
-              <w:right w:val="none" w:sz="0" w:space="0" w:color="000000"/>
-            </w:tcBorders>
-            <w:shd w:val="clear" w:color="auto" w:fill="FFFFFF"/>
-            <w:tcMar>
-              <w:top w:w="0" w:type="dxa"/>
-              <w:bottom w:w="0" w:type="dxa"/>
-              <w:left w:w="0" w:type="dxa"/>
-              <w:right w:w="0" w:type="dxa"/>
-            </w:tcMar>
-            <w:vAlign w:val="top"/>
-          </w:tcPr>
-          <w:p>
-            <w:pPr>
-              <w:pStyle w:val="Normal"/>
-              <w:jc w:val="center"/>
-              <w:pBdr>
-                <w:bottom w:val="none" w:sz="0" w:space="0" w:color="000000"/>
-                <w:top w:val="none" w:sz="0" w:space="0" w:color="000000"/>
-                <w:left w:val="none" w:sz="0" w:space="0" w:color="000000"/>
-                <w:right w:val="none" w:sz="0" w:space="0" w:color="000000"/>
-              </w:pBdr>
-              <w:spacing w:after="100" w:before="100" w:line="240"/>
-              <w:ind w:left="100" w:right="100" w:firstLine="0" w:firstLineChars="0"/>
-              <w:rPr>
-                <w:rFonts w:ascii="Helvetica" w:hAnsi="Helvetica" w:eastAsia="Helvetica" w:cs="Helvetica"/>
-                <w:i w:val="false"/>
-                <w:b w:val="false"/>
-                <w:u w:val="none"/>
-                <w:sz w:val="22"/>
-                <w:szCs w:val="22"/>
-                <w:color w:val="000000"/>
-              </w:rPr>
-            </w:pPr>
-            <w:r>
-              <w:rPr>
-                <w:rFonts w:ascii="Helvetica" w:hAnsi="Helvetica" w:eastAsia="Helvetica" w:cs="Helvetica"/>
-                <w:i w:val="false"/>
-                <w:b w:val="false"/>
-                <w:u w:val="none"/>
-                <w:sz w:val="22"/>
-                <w:szCs w:val="22"/>
-                <w:color w:val="000000"/>
-              </w:rPr>
-              <w:t xml:space="preserve">0.047</w:t>
+              <w:t xml:space="preserve">-9.9</w:t>
+            </w:r>
+          </w:p>
+        </w:tc>
+        <w:tc>
+          <w:tcPr>
+            <w:tcBorders>
+              <w:bottom w:val="none" w:sz="0" w:space="0" w:color="000000"/>
+              <w:top w:val="none" w:sz="0" w:space="0" w:color="000000"/>
+              <w:left w:val="none" w:sz="0" w:space="0" w:color="000000"/>
+              <w:right w:val="none" w:sz="0" w:space="0" w:color="000000"/>
+            </w:tcBorders>
+            <w:shd w:val="clear" w:color="auto" w:fill="FFFFFF"/>
+            <w:tcMar>
+              <w:top w:w="0" w:type="dxa"/>
+              <w:bottom w:w="0" w:type="dxa"/>
+              <w:left w:w="0" w:type="dxa"/>
+              <w:right w:w="0" w:type="dxa"/>
+            </w:tcMar>
+            <w:vAlign w:val="top"/>
+          </w:tcPr>
+          <w:p>
+            <w:pPr>
+              <w:pStyle w:val="Normal"/>
+              <w:jc w:val="center"/>
+              <w:pBdr>
+                <w:bottom w:val="none" w:sz="0" w:space="0" w:color="000000"/>
+                <w:top w:val="none" w:sz="0" w:space="0" w:color="000000"/>
+                <w:left w:val="none" w:sz="0" w:space="0" w:color="000000"/>
+                <w:right w:val="none" w:sz="0" w:space="0" w:color="000000"/>
+              </w:pBdr>
+              <w:spacing w:after="100" w:before="100" w:line="240"/>
+              <w:ind w:left="100" w:right="100" w:firstLine="0" w:firstLineChars="0"/>
+              <w:rPr>
+                <w:rFonts w:ascii="Helvetica" w:hAnsi="Helvetica" w:eastAsia="Helvetica" w:cs="Helvetica"/>
+                <w:i w:val="false"/>
+                <w:b w:val="false"/>
+                <w:u w:val="none"/>
+                <w:sz w:val="22"/>
+                <w:szCs w:val="22"/>
+                <w:color w:val="000000"/>
+              </w:rPr>
+            </w:pPr>
+            <w:r>
+              <w:rPr>
+                <w:rFonts w:ascii="Helvetica" w:hAnsi="Helvetica" w:eastAsia="Helvetica" w:cs="Helvetica"/>
+                <w:i w:val="false"/>
+                <w:b w:val="false"/>
+                <w:u w:val="none"/>
+                <w:sz w:val="22"/>
+                <w:szCs w:val="22"/>
+                <w:color w:val="000000"/>
+              </w:rPr>
+              <w:t xml:space="preserve">-19, -0.57</w:t>
+            </w:r>
+          </w:p>
+        </w:tc>
+        <w:tc>
+          <w:tcPr>
+            <w:tcBorders>
+              <w:bottom w:val="none" w:sz="0" w:space="0" w:color="000000"/>
+              <w:top w:val="none" w:sz="0" w:space="0" w:color="000000"/>
+              <w:left w:val="none" w:sz="0" w:space="0" w:color="000000"/>
+              <w:right w:val="none" w:sz="0" w:space="0" w:color="000000"/>
+            </w:tcBorders>
+            <w:shd w:val="clear" w:color="auto" w:fill="FFFFFF"/>
+            <w:tcMar>
+              <w:top w:w="0" w:type="dxa"/>
+              <w:bottom w:w="0" w:type="dxa"/>
+              <w:left w:w="0" w:type="dxa"/>
+              <w:right w:w="0" w:type="dxa"/>
+            </w:tcMar>
+            <w:vAlign w:val="top"/>
+          </w:tcPr>
+          <w:p>
+            <w:pPr>
+              <w:pStyle w:val="Normal"/>
+              <w:jc w:val="center"/>
+              <w:pBdr>
+                <w:bottom w:val="none" w:sz="0" w:space="0" w:color="000000"/>
+                <w:top w:val="none" w:sz="0" w:space="0" w:color="000000"/>
+                <w:left w:val="none" w:sz="0" w:space="0" w:color="000000"/>
+                <w:right w:val="none" w:sz="0" w:space="0" w:color="000000"/>
+              </w:pBdr>
+              <w:spacing w:after="100" w:before="100" w:line="240"/>
+              <w:ind w:left="100" w:right="100" w:firstLine="0" w:firstLineChars="0"/>
+              <w:rPr>
+                <w:rFonts w:ascii="Helvetica" w:hAnsi="Helvetica" w:eastAsia="Helvetica" w:cs="Helvetica"/>
+                <w:i w:val="false"/>
+                <w:b w:val="false"/>
+                <w:u w:val="none"/>
+                <w:sz w:val="22"/>
+                <w:szCs w:val="22"/>
+                <w:color w:val="000000"/>
+              </w:rPr>
+            </w:pPr>
+            <w:r>
+              <w:rPr>
+                <w:rFonts w:ascii="Helvetica" w:hAnsi="Helvetica" w:eastAsia="Helvetica" w:cs="Helvetica"/>
+                <w:i w:val="false"/>
+                <w:b w:val="false"/>
+                <w:u w:val="none"/>
+                <w:sz w:val="22"/>
+                <w:szCs w:val="22"/>
+                <w:color w:val="000000"/>
+              </w:rPr>
+              <w:t xml:space="preserve">0.038</w:t>
             </w:r>
           </w:p>
         </w:tc>
@@ -14601,113 +14601,113 @@
                 <w:szCs w:val="22"/>
                 <w:color w:val="000000"/>
               </w:rPr>
-              <w:t xml:space="preserve">6.0</w:t>
-            </w:r>
-          </w:p>
-        </w:tc>
-        <w:tc>
-          <w:tcPr>
-            <w:tcBorders>
-              <w:bottom w:val="none" w:sz="0" w:space="0" w:color="000000"/>
-              <w:top w:val="none" w:sz="0" w:space="0" w:color="000000"/>
-              <w:left w:val="none" w:sz="0" w:space="0" w:color="000000"/>
-              <w:right w:val="none" w:sz="0" w:space="0" w:color="000000"/>
-            </w:tcBorders>
-            <w:shd w:val="clear" w:color="auto" w:fill="FFFFFF"/>
-            <w:tcMar>
-              <w:top w:w="0" w:type="dxa"/>
-              <w:bottom w:w="0" w:type="dxa"/>
-              <w:left w:w="0" w:type="dxa"/>
-              <w:right w:w="0" w:type="dxa"/>
-            </w:tcMar>
-            <w:vAlign w:val="top"/>
-          </w:tcPr>
-          <w:p>
-            <w:pPr>
-              <w:pStyle w:val="Normal"/>
-              <w:jc w:val="center"/>
-              <w:pBdr>
-                <w:bottom w:val="none" w:sz="0" w:space="0" w:color="000000"/>
-                <w:top w:val="none" w:sz="0" w:space="0" w:color="000000"/>
-                <w:left w:val="none" w:sz="0" w:space="0" w:color="000000"/>
-                <w:right w:val="none" w:sz="0" w:space="0" w:color="000000"/>
-              </w:pBdr>
-              <w:spacing w:after="100" w:before="100" w:line="240"/>
-              <w:ind w:left="100" w:right="100" w:firstLine="0" w:firstLineChars="0"/>
-              <w:rPr>
-                <w:rFonts w:ascii="Helvetica" w:hAnsi="Helvetica" w:eastAsia="Helvetica" w:cs="Helvetica"/>
-                <w:i w:val="false"/>
-                <w:b w:val="false"/>
-                <w:u w:val="none"/>
-                <w:sz w:val="22"/>
-                <w:szCs w:val="22"/>
-                <w:color w:val="000000"/>
-              </w:rPr>
-            </w:pPr>
-            <w:r>
-              <w:rPr>
-                <w:rFonts w:ascii="Helvetica" w:hAnsi="Helvetica" w:eastAsia="Helvetica" w:cs="Helvetica"/>
-                <w:i w:val="false"/>
-                <w:b w:val="false"/>
-                <w:u w:val="none"/>
-                <w:sz w:val="22"/>
-                <w:szCs w:val="22"/>
-                <w:color w:val="000000"/>
-              </w:rPr>
-              <w:t xml:space="preserve">-0.69, 13</w:t>
-            </w:r>
-          </w:p>
-        </w:tc>
-        <w:tc>
-          <w:tcPr>
-            <w:tcBorders>
-              <w:bottom w:val="none" w:sz="0" w:space="0" w:color="000000"/>
-              <w:top w:val="none" w:sz="0" w:space="0" w:color="000000"/>
-              <w:left w:val="none" w:sz="0" w:space="0" w:color="000000"/>
-              <w:right w:val="none" w:sz="0" w:space="0" w:color="000000"/>
-            </w:tcBorders>
-            <w:shd w:val="clear" w:color="auto" w:fill="FFFFFF"/>
-            <w:tcMar>
-              <w:top w:w="0" w:type="dxa"/>
-              <w:bottom w:w="0" w:type="dxa"/>
-              <w:left w:w="0" w:type="dxa"/>
-              <w:right w:w="0" w:type="dxa"/>
-            </w:tcMar>
-            <w:vAlign w:val="top"/>
-          </w:tcPr>
-          <w:p>
-            <w:pPr>
-              <w:pStyle w:val="Normal"/>
-              <w:jc w:val="center"/>
-              <w:pBdr>
-                <w:bottom w:val="none" w:sz="0" w:space="0" w:color="000000"/>
-                <w:top w:val="none" w:sz="0" w:space="0" w:color="000000"/>
-                <w:left w:val="none" w:sz="0" w:space="0" w:color="000000"/>
-                <w:right w:val="none" w:sz="0" w:space="0" w:color="000000"/>
-              </w:pBdr>
-              <w:spacing w:after="100" w:before="100" w:line="240"/>
-              <w:ind w:left="100" w:right="100" w:firstLine="0" w:firstLineChars="0"/>
-              <w:rPr>
-                <w:rFonts w:ascii="Helvetica" w:hAnsi="Helvetica" w:eastAsia="Helvetica" w:cs="Helvetica"/>
-                <w:i w:val="false"/>
-                <w:b w:val="false"/>
-                <w:u w:val="none"/>
-                <w:sz w:val="22"/>
-                <w:szCs w:val="22"/>
-                <w:color w:val="000000"/>
-              </w:rPr>
-            </w:pPr>
-            <w:r>
-              <w:rPr>
-                <w:rFonts w:ascii="Helvetica" w:hAnsi="Helvetica" w:eastAsia="Helvetica" w:cs="Helvetica"/>
-                <w:i w:val="false"/>
-                <w:b w:val="false"/>
-                <w:u w:val="none"/>
-                <w:sz w:val="22"/>
-                <w:szCs w:val="22"/>
-                <w:color w:val="000000"/>
-              </w:rPr>
-              <w:t xml:space="preserve">0.078</w:t>
+              <w:t xml:space="preserve">6.4</w:t>
+            </w:r>
+          </w:p>
+        </w:tc>
+        <w:tc>
+          <w:tcPr>
+            <w:tcBorders>
+              <w:bottom w:val="none" w:sz="0" w:space="0" w:color="000000"/>
+              <w:top w:val="none" w:sz="0" w:space="0" w:color="000000"/>
+              <w:left w:val="none" w:sz="0" w:space="0" w:color="000000"/>
+              <w:right w:val="none" w:sz="0" w:space="0" w:color="000000"/>
+            </w:tcBorders>
+            <w:shd w:val="clear" w:color="auto" w:fill="FFFFFF"/>
+            <w:tcMar>
+              <w:top w:w="0" w:type="dxa"/>
+              <w:bottom w:w="0" w:type="dxa"/>
+              <w:left w:w="0" w:type="dxa"/>
+              <w:right w:w="0" w:type="dxa"/>
+            </w:tcMar>
+            <w:vAlign w:val="top"/>
+          </w:tcPr>
+          <w:p>
+            <w:pPr>
+              <w:pStyle w:val="Normal"/>
+              <w:jc w:val="center"/>
+              <w:pBdr>
+                <w:bottom w:val="none" w:sz="0" w:space="0" w:color="000000"/>
+                <w:top w:val="none" w:sz="0" w:space="0" w:color="000000"/>
+                <w:left w:val="none" w:sz="0" w:space="0" w:color="000000"/>
+                <w:right w:val="none" w:sz="0" w:space="0" w:color="000000"/>
+              </w:pBdr>
+              <w:spacing w:after="100" w:before="100" w:line="240"/>
+              <w:ind w:left="100" w:right="100" w:firstLine="0" w:firstLineChars="0"/>
+              <w:rPr>
+                <w:rFonts w:ascii="Helvetica" w:hAnsi="Helvetica" w:eastAsia="Helvetica" w:cs="Helvetica"/>
+                <w:i w:val="false"/>
+                <w:b w:val="false"/>
+                <w:u w:val="none"/>
+                <w:sz w:val="22"/>
+                <w:szCs w:val="22"/>
+                <w:color w:val="000000"/>
+              </w:rPr>
+            </w:pPr>
+            <w:r>
+              <w:rPr>
+                <w:rFonts w:ascii="Helvetica" w:hAnsi="Helvetica" w:eastAsia="Helvetica" w:cs="Helvetica"/>
+                <w:i w:val="false"/>
+                <w:b w:val="false"/>
+                <w:u w:val="none"/>
+                <w:sz w:val="22"/>
+                <w:szCs w:val="22"/>
+                <w:color w:val="000000"/>
+              </w:rPr>
+              <w:t xml:space="preserve">-0.40, 13</w:t>
+            </w:r>
+          </w:p>
+        </w:tc>
+        <w:tc>
+          <w:tcPr>
+            <w:tcBorders>
+              <w:bottom w:val="none" w:sz="0" w:space="0" w:color="000000"/>
+              <w:top w:val="none" w:sz="0" w:space="0" w:color="000000"/>
+              <w:left w:val="none" w:sz="0" w:space="0" w:color="000000"/>
+              <w:right w:val="none" w:sz="0" w:space="0" w:color="000000"/>
+            </w:tcBorders>
+            <w:shd w:val="clear" w:color="auto" w:fill="FFFFFF"/>
+            <w:tcMar>
+              <w:top w:w="0" w:type="dxa"/>
+              <w:bottom w:w="0" w:type="dxa"/>
+              <w:left w:w="0" w:type="dxa"/>
+              <w:right w:w="0" w:type="dxa"/>
+            </w:tcMar>
+            <w:vAlign w:val="top"/>
+          </w:tcPr>
+          <w:p>
+            <w:pPr>
+              <w:pStyle w:val="Normal"/>
+              <w:jc w:val="center"/>
+              <w:pBdr>
+                <w:bottom w:val="none" w:sz="0" w:space="0" w:color="000000"/>
+                <w:top w:val="none" w:sz="0" w:space="0" w:color="000000"/>
+                <w:left w:val="none" w:sz="0" w:space="0" w:color="000000"/>
+                <w:right w:val="none" w:sz="0" w:space="0" w:color="000000"/>
+              </w:pBdr>
+              <w:spacing w:after="100" w:before="100" w:line="240"/>
+              <w:ind w:left="100" w:right="100" w:firstLine="0" w:firstLineChars="0"/>
+              <w:rPr>
+                <w:rFonts w:ascii="Helvetica" w:hAnsi="Helvetica" w:eastAsia="Helvetica" w:cs="Helvetica"/>
+                <w:i w:val="false"/>
+                <w:b w:val="false"/>
+                <w:u w:val="none"/>
+                <w:sz w:val="22"/>
+                <w:szCs w:val="22"/>
+                <w:color w:val="000000"/>
+              </w:rPr>
+            </w:pPr>
+            <w:r>
+              <w:rPr>
+                <w:rFonts w:ascii="Helvetica" w:hAnsi="Helvetica" w:eastAsia="Helvetica" w:cs="Helvetica"/>
+                <w:i w:val="false"/>
+                <w:b w:val="false"/>
+                <w:u w:val="none"/>
+                <w:sz w:val="22"/>
+                <w:szCs w:val="22"/>
+                <w:color w:val="000000"/>
+              </w:rPr>
+              <w:t xml:space="preserve">0.065</w:t>
             </w:r>
           </w:p>
         </w:tc>
@@ -15084,113 +15084,113 @@
                 <w:szCs w:val="22"/>
                 <w:color w:val="000000"/>
               </w:rPr>
-              <w:t xml:space="preserve">0.15</w:t>
-            </w:r>
-          </w:p>
-        </w:tc>
-        <w:tc>
-          <w:tcPr>
-            <w:tcBorders>
-              <w:bottom w:val="none" w:sz="0" w:space="0" w:color="000000"/>
-              <w:top w:val="none" w:sz="0" w:space="0" w:color="000000"/>
-              <w:left w:val="none" w:sz="0" w:space="0" w:color="000000"/>
-              <w:right w:val="none" w:sz="0" w:space="0" w:color="000000"/>
-            </w:tcBorders>
-            <w:shd w:val="clear" w:color="auto" w:fill="FFFFFF"/>
-            <w:tcMar>
-              <w:top w:w="0" w:type="dxa"/>
-              <w:bottom w:w="0" w:type="dxa"/>
-              <w:left w:w="0" w:type="dxa"/>
-              <w:right w:w="0" w:type="dxa"/>
-            </w:tcMar>
-            <w:vAlign w:val="top"/>
-          </w:tcPr>
-          <w:p>
-            <w:pPr>
-              <w:pStyle w:val="Normal"/>
-              <w:jc w:val="center"/>
-              <w:pBdr>
-                <w:bottom w:val="none" w:sz="0" w:space="0" w:color="000000"/>
-                <w:top w:val="none" w:sz="0" w:space="0" w:color="000000"/>
-                <w:left w:val="none" w:sz="0" w:space="0" w:color="000000"/>
-                <w:right w:val="none" w:sz="0" w:space="0" w:color="000000"/>
-              </w:pBdr>
-              <w:spacing w:after="100" w:before="100" w:line="240"/>
-              <w:ind w:left="100" w:right="100" w:firstLine="0" w:firstLineChars="0"/>
-              <w:rPr>
-                <w:rFonts w:ascii="Helvetica" w:hAnsi="Helvetica" w:eastAsia="Helvetica" w:cs="Helvetica"/>
-                <w:i w:val="false"/>
-                <w:b w:val="false"/>
-                <w:u w:val="none"/>
-                <w:sz w:val="22"/>
-                <w:szCs w:val="22"/>
-                <w:color w:val="000000"/>
-              </w:rPr>
-            </w:pPr>
-            <w:r>
-              <w:rPr>
-                <w:rFonts w:ascii="Helvetica" w:hAnsi="Helvetica" w:eastAsia="Helvetica" w:cs="Helvetica"/>
-                <w:i w:val="false"/>
-                <w:b w:val="false"/>
-                <w:u w:val="none"/>
-                <w:sz w:val="22"/>
-                <w:szCs w:val="22"/>
-                <w:color w:val="000000"/>
-              </w:rPr>
-              <w:t xml:space="preserve">-0.26, 0.56</w:t>
-            </w:r>
-          </w:p>
-        </w:tc>
-        <w:tc>
-          <w:tcPr>
-            <w:tcBorders>
-              <w:bottom w:val="none" w:sz="0" w:space="0" w:color="000000"/>
-              <w:top w:val="none" w:sz="0" w:space="0" w:color="000000"/>
-              <w:left w:val="none" w:sz="0" w:space="0" w:color="000000"/>
-              <w:right w:val="none" w:sz="0" w:space="0" w:color="000000"/>
-            </w:tcBorders>
-            <w:shd w:val="clear" w:color="auto" w:fill="FFFFFF"/>
-            <w:tcMar>
-              <w:top w:w="0" w:type="dxa"/>
-              <w:bottom w:w="0" w:type="dxa"/>
-              <w:left w:w="0" w:type="dxa"/>
-              <w:right w:w="0" w:type="dxa"/>
-            </w:tcMar>
-            <w:vAlign w:val="top"/>
-          </w:tcPr>
-          <w:p>
-            <w:pPr>
-              <w:pStyle w:val="Normal"/>
-              <w:jc w:val="center"/>
-              <w:pBdr>
-                <w:bottom w:val="none" w:sz="0" w:space="0" w:color="000000"/>
-                <w:top w:val="none" w:sz="0" w:space="0" w:color="000000"/>
-                <w:left w:val="none" w:sz="0" w:space="0" w:color="000000"/>
-                <w:right w:val="none" w:sz="0" w:space="0" w:color="000000"/>
-              </w:pBdr>
-              <w:spacing w:after="100" w:before="100" w:line="240"/>
-              <w:ind w:left="100" w:right="100" w:firstLine="0" w:firstLineChars="0"/>
-              <w:rPr>
-                <w:rFonts w:ascii="Helvetica" w:hAnsi="Helvetica" w:eastAsia="Helvetica" w:cs="Helvetica"/>
-                <w:i w:val="false"/>
-                <w:b w:val="false"/>
-                <w:u w:val="none"/>
-                <w:sz w:val="22"/>
-                <w:szCs w:val="22"/>
-                <w:color w:val="000000"/>
-              </w:rPr>
-            </w:pPr>
-            <w:r>
-              <w:rPr>
-                <w:rFonts w:ascii="Helvetica" w:hAnsi="Helvetica" w:eastAsia="Helvetica" w:cs="Helvetica"/>
-                <w:i w:val="false"/>
-                <w:b w:val="false"/>
-                <w:u w:val="none"/>
-                <w:sz w:val="22"/>
-                <w:szCs w:val="22"/>
-                <w:color w:val="000000"/>
-              </w:rPr>
-              <w:t xml:space="preserve">0.473</w:t>
+              <w:t xml:space="preserve">-0.34</w:t>
+            </w:r>
+          </w:p>
+        </w:tc>
+        <w:tc>
+          <w:tcPr>
+            <w:tcBorders>
+              <w:bottom w:val="none" w:sz="0" w:space="0" w:color="000000"/>
+              <w:top w:val="none" w:sz="0" w:space="0" w:color="000000"/>
+              <w:left w:val="none" w:sz="0" w:space="0" w:color="000000"/>
+              <w:right w:val="none" w:sz="0" w:space="0" w:color="000000"/>
+            </w:tcBorders>
+            <w:shd w:val="clear" w:color="auto" w:fill="FFFFFF"/>
+            <w:tcMar>
+              <w:top w:w="0" w:type="dxa"/>
+              <w:bottom w:w="0" w:type="dxa"/>
+              <w:left w:w="0" w:type="dxa"/>
+              <w:right w:w="0" w:type="dxa"/>
+            </w:tcMar>
+            <w:vAlign w:val="top"/>
+          </w:tcPr>
+          <w:p>
+            <w:pPr>
+              <w:pStyle w:val="Normal"/>
+              <w:jc w:val="center"/>
+              <w:pBdr>
+                <w:bottom w:val="none" w:sz="0" w:space="0" w:color="000000"/>
+                <w:top w:val="none" w:sz="0" w:space="0" w:color="000000"/>
+                <w:left w:val="none" w:sz="0" w:space="0" w:color="000000"/>
+                <w:right w:val="none" w:sz="0" w:space="0" w:color="000000"/>
+              </w:pBdr>
+              <w:spacing w:after="100" w:before="100" w:line="240"/>
+              <w:ind w:left="100" w:right="100" w:firstLine="0" w:firstLineChars="0"/>
+              <w:rPr>
+                <w:rFonts w:ascii="Helvetica" w:hAnsi="Helvetica" w:eastAsia="Helvetica" w:cs="Helvetica"/>
+                <w:i w:val="false"/>
+                <w:b w:val="false"/>
+                <w:u w:val="none"/>
+                <w:sz w:val="22"/>
+                <w:szCs w:val="22"/>
+                <w:color w:val="000000"/>
+              </w:rPr>
+            </w:pPr>
+            <w:r>
+              <w:rPr>
+                <w:rFonts w:ascii="Helvetica" w:hAnsi="Helvetica" w:eastAsia="Helvetica" w:cs="Helvetica"/>
+                <w:i w:val="false"/>
+                <w:b w:val="false"/>
+                <w:u w:val="none"/>
+                <w:sz w:val="22"/>
+                <w:szCs w:val="22"/>
+                <w:color w:val="000000"/>
+              </w:rPr>
+              <w:t xml:space="preserve">-0.69, 0.00</w:t>
+            </w:r>
+          </w:p>
+        </w:tc>
+        <w:tc>
+          <w:tcPr>
+            <w:tcBorders>
+              <w:bottom w:val="none" w:sz="0" w:space="0" w:color="000000"/>
+              <w:top w:val="none" w:sz="0" w:space="0" w:color="000000"/>
+              <w:left w:val="none" w:sz="0" w:space="0" w:color="000000"/>
+              <w:right w:val="none" w:sz="0" w:space="0" w:color="000000"/>
+            </w:tcBorders>
+            <w:shd w:val="clear" w:color="auto" w:fill="FFFFFF"/>
+            <w:tcMar>
+              <w:top w:w="0" w:type="dxa"/>
+              <w:bottom w:w="0" w:type="dxa"/>
+              <w:left w:w="0" w:type="dxa"/>
+              <w:right w:w="0" w:type="dxa"/>
+            </w:tcMar>
+            <w:vAlign w:val="top"/>
+          </w:tcPr>
+          <w:p>
+            <w:pPr>
+              <w:pStyle w:val="Normal"/>
+              <w:jc w:val="center"/>
+              <w:pBdr>
+                <w:bottom w:val="none" w:sz="0" w:space="0" w:color="000000"/>
+                <w:top w:val="none" w:sz="0" w:space="0" w:color="000000"/>
+                <w:left w:val="none" w:sz="0" w:space="0" w:color="000000"/>
+                <w:right w:val="none" w:sz="0" w:space="0" w:color="000000"/>
+              </w:pBdr>
+              <w:spacing w:after="100" w:before="100" w:line="240"/>
+              <w:ind w:left="100" w:right="100" w:firstLine="0" w:firstLineChars="0"/>
+              <w:rPr>
+                <w:rFonts w:ascii="Helvetica" w:hAnsi="Helvetica" w:eastAsia="Helvetica" w:cs="Helvetica"/>
+                <w:i w:val="false"/>
+                <w:b w:val="false"/>
+                <w:u w:val="none"/>
+                <w:sz w:val="22"/>
+                <w:szCs w:val="22"/>
+                <w:color w:val="000000"/>
+              </w:rPr>
+            </w:pPr>
+            <w:r>
+              <w:rPr>
+                <w:rFonts w:ascii="Helvetica" w:hAnsi="Helvetica" w:eastAsia="Helvetica" w:cs="Helvetica"/>
+                <w:i w:val="false"/>
+                <w:b w:val="false"/>
+                <w:u w:val="none"/>
+                <w:sz w:val="22"/>
+                <w:szCs w:val="22"/>
+                <w:color w:val="000000"/>
+              </w:rPr>
+              <w:t xml:space="preserve">0.049</w:t>
             </w:r>
           </w:p>
         </w:tc>
@@ -15567,113 +15567,113 @@
                 <w:szCs w:val="22"/>
                 <w:color w:val="000000"/>
               </w:rPr>
-              <w:t xml:space="preserve">5.4</w:t>
-            </w:r>
-          </w:p>
-        </w:tc>
-        <w:tc>
-          <w:tcPr>
-            <w:tcBorders>
-              <w:bottom w:val="none" w:sz="0" w:space="0" w:color="000000"/>
-              <w:top w:val="none" w:sz="0" w:space="0" w:color="000000"/>
-              <w:left w:val="none" w:sz="0" w:space="0" w:color="000000"/>
-              <w:right w:val="none" w:sz="0" w:space="0" w:color="000000"/>
-            </w:tcBorders>
-            <w:shd w:val="clear" w:color="auto" w:fill="FFFFFF"/>
-            <w:tcMar>
-              <w:top w:w="0" w:type="dxa"/>
-              <w:bottom w:w="0" w:type="dxa"/>
-              <w:left w:w="0" w:type="dxa"/>
-              <w:right w:w="0" w:type="dxa"/>
-            </w:tcMar>
-            <w:vAlign w:val="top"/>
-          </w:tcPr>
-          <w:p>
-            <w:pPr>
-              <w:pStyle w:val="Normal"/>
-              <w:jc w:val="center"/>
-              <w:pBdr>
-                <w:bottom w:val="none" w:sz="0" w:space="0" w:color="000000"/>
-                <w:top w:val="none" w:sz="0" w:space="0" w:color="000000"/>
-                <w:left w:val="none" w:sz="0" w:space="0" w:color="000000"/>
-                <w:right w:val="none" w:sz="0" w:space="0" w:color="000000"/>
-              </w:pBdr>
-              <w:spacing w:after="100" w:before="100" w:line="240"/>
-              <w:ind w:left="100" w:right="100" w:firstLine="0" w:firstLineChars="0"/>
-              <w:rPr>
-                <w:rFonts w:ascii="Helvetica" w:hAnsi="Helvetica" w:eastAsia="Helvetica" w:cs="Helvetica"/>
-                <w:i w:val="false"/>
-                <w:b w:val="false"/>
-                <w:u w:val="none"/>
-                <w:sz w:val="22"/>
-                <w:szCs w:val="22"/>
-                <w:color w:val="000000"/>
-              </w:rPr>
-            </w:pPr>
-            <w:r>
-              <w:rPr>
-                <w:rFonts w:ascii="Helvetica" w:hAnsi="Helvetica" w:eastAsia="Helvetica" w:cs="Helvetica"/>
-                <w:i w:val="false"/>
-                <w:b w:val="false"/>
-                <w:u w:val="none"/>
-                <w:sz w:val="22"/>
-                <w:szCs w:val="22"/>
-                <w:color w:val="000000"/>
-              </w:rPr>
-              <w:t xml:space="preserve">0.30, 11</w:t>
-            </w:r>
-          </w:p>
-        </w:tc>
-        <w:tc>
-          <w:tcPr>
-            <w:tcBorders>
-              <w:bottom w:val="none" w:sz="0" w:space="0" w:color="000000"/>
-              <w:top w:val="none" w:sz="0" w:space="0" w:color="000000"/>
-              <w:left w:val="none" w:sz="0" w:space="0" w:color="000000"/>
-              <w:right w:val="none" w:sz="0" w:space="0" w:color="000000"/>
-            </w:tcBorders>
-            <w:shd w:val="clear" w:color="auto" w:fill="FFFFFF"/>
-            <w:tcMar>
-              <w:top w:w="0" w:type="dxa"/>
-              <w:bottom w:w="0" w:type="dxa"/>
-              <w:left w:w="0" w:type="dxa"/>
-              <w:right w:w="0" w:type="dxa"/>
-            </w:tcMar>
-            <w:vAlign w:val="top"/>
-          </w:tcPr>
-          <w:p>
-            <w:pPr>
-              <w:pStyle w:val="Normal"/>
-              <w:jc w:val="center"/>
-              <w:pBdr>
-                <w:bottom w:val="none" w:sz="0" w:space="0" w:color="000000"/>
-                <w:top w:val="none" w:sz="0" w:space="0" w:color="000000"/>
-                <w:left w:val="none" w:sz="0" w:space="0" w:color="000000"/>
-                <w:right w:val="none" w:sz="0" w:space="0" w:color="000000"/>
-              </w:pBdr>
-              <w:spacing w:after="100" w:before="100" w:line="240"/>
-              <w:ind w:left="100" w:right="100" w:firstLine="0" w:firstLineChars="0"/>
-              <w:rPr>
-                <w:rFonts w:ascii="Helvetica" w:hAnsi="Helvetica" w:eastAsia="Helvetica" w:cs="Helvetica"/>
-                <w:i w:val="false"/>
-                <w:b w:val="false"/>
-                <w:u w:val="none"/>
-                <w:sz w:val="22"/>
-                <w:szCs w:val="22"/>
-                <w:color w:val="000000"/>
-              </w:rPr>
-            </w:pPr>
-            <w:r>
-              <w:rPr>
-                <w:rFonts w:ascii="Helvetica" w:hAnsi="Helvetica" w:eastAsia="Helvetica" w:cs="Helvetica"/>
-                <w:i w:val="false"/>
-                <w:b w:val="false"/>
-                <w:u w:val="none"/>
-                <w:sz w:val="22"/>
-                <w:szCs w:val="22"/>
-                <w:color w:val="000000"/>
-              </w:rPr>
-              <w:t xml:space="preserve">0.038</w:t>
+              <w:t xml:space="preserve">5.3</w:t>
+            </w:r>
+          </w:p>
+        </w:tc>
+        <w:tc>
+          <w:tcPr>
+            <w:tcBorders>
+              <w:bottom w:val="none" w:sz="0" w:space="0" w:color="000000"/>
+              <w:top w:val="none" w:sz="0" w:space="0" w:color="000000"/>
+              <w:left w:val="none" w:sz="0" w:space="0" w:color="000000"/>
+              <w:right w:val="none" w:sz="0" w:space="0" w:color="000000"/>
+            </w:tcBorders>
+            <w:shd w:val="clear" w:color="auto" w:fill="FFFFFF"/>
+            <w:tcMar>
+              <w:top w:w="0" w:type="dxa"/>
+              <w:bottom w:w="0" w:type="dxa"/>
+              <w:left w:w="0" w:type="dxa"/>
+              <w:right w:w="0" w:type="dxa"/>
+            </w:tcMar>
+            <w:vAlign w:val="top"/>
+          </w:tcPr>
+          <w:p>
+            <w:pPr>
+              <w:pStyle w:val="Normal"/>
+              <w:jc w:val="center"/>
+              <w:pBdr>
+                <w:bottom w:val="none" w:sz="0" w:space="0" w:color="000000"/>
+                <w:top w:val="none" w:sz="0" w:space="0" w:color="000000"/>
+                <w:left w:val="none" w:sz="0" w:space="0" w:color="000000"/>
+                <w:right w:val="none" w:sz="0" w:space="0" w:color="000000"/>
+              </w:pBdr>
+              <w:spacing w:after="100" w:before="100" w:line="240"/>
+              <w:ind w:left="100" w:right="100" w:firstLine="0" w:firstLineChars="0"/>
+              <w:rPr>
+                <w:rFonts w:ascii="Helvetica" w:hAnsi="Helvetica" w:eastAsia="Helvetica" w:cs="Helvetica"/>
+                <w:i w:val="false"/>
+                <w:b w:val="false"/>
+                <w:u w:val="none"/>
+                <w:sz w:val="22"/>
+                <w:szCs w:val="22"/>
+                <w:color w:val="000000"/>
+              </w:rPr>
+            </w:pPr>
+            <w:r>
+              <w:rPr>
+                <w:rFonts w:ascii="Helvetica" w:hAnsi="Helvetica" w:eastAsia="Helvetica" w:cs="Helvetica"/>
+                <w:i w:val="false"/>
+                <w:b w:val="false"/>
+                <w:u w:val="none"/>
+                <w:sz w:val="22"/>
+                <w:szCs w:val="22"/>
+                <w:color w:val="000000"/>
+              </w:rPr>
+              <w:t xml:space="preserve">0.18, 10</w:t>
+            </w:r>
+          </w:p>
+        </w:tc>
+        <w:tc>
+          <w:tcPr>
+            <w:tcBorders>
+              <w:bottom w:val="none" w:sz="0" w:space="0" w:color="000000"/>
+              <w:top w:val="none" w:sz="0" w:space="0" w:color="000000"/>
+              <w:left w:val="none" w:sz="0" w:space="0" w:color="000000"/>
+              <w:right w:val="none" w:sz="0" w:space="0" w:color="000000"/>
+            </w:tcBorders>
+            <w:shd w:val="clear" w:color="auto" w:fill="FFFFFF"/>
+            <w:tcMar>
+              <w:top w:w="0" w:type="dxa"/>
+              <w:bottom w:w="0" w:type="dxa"/>
+              <w:left w:w="0" w:type="dxa"/>
+              <w:right w:w="0" w:type="dxa"/>
+            </w:tcMar>
+            <w:vAlign w:val="top"/>
+          </w:tcPr>
+          <w:p>
+            <w:pPr>
+              <w:pStyle w:val="Normal"/>
+              <w:jc w:val="center"/>
+              <w:pBdr>
+                <w:bottom w:val="none" w:sz="0" w:space="0" w:color="000000"/>
+                <w:top w:val="none" w:sz="0" w:space="0" w:color="000000"/>
+                <w:left w:val="none" w:sz="0" w:space="0" w:color="000000"/>
+                <w:right w:val="none" w:sz="0" w:space="0" w:color="000000"/>
+              </w:pBdr>
+              <w:spacing w:after="100" w:before="100" w:line="240"/>
+              <w:ind w:left="100" w:right="100" w:firstLine="0" w:firstLineChars="0"/>
+              <w:rPr>
+                <w:rFonts w:ascii="Helvetica" w:hAnsi="Helvetica" w:eastAsia="Helvetica" w:cs="Helvetica"/>
+                <w:i w:val="false"/>
+                <w:b w:val="false"/>
+                <w:u w:val="none"/>
+                <w:sz w:val="22"/>
+                <w:szCs w:val="22"/>
+                <w:color w:val="000000"/>
+              </w:rPr>
+            </w:pPr>
+            <w:r>
+              <w:rPr>
+                <w:rFonts w:ascii="Helvetica" w:hAnsi="Helvetica" w:eastAsia="Helvetica" w:cs="Helvetica"/>
+                <w:i w:val="false"/>
+                <w:b w:val="false"/>
+                <w:u w:val="none"/>
+                <w:sz w:val="22"/>
+                <w:szCs w:val="22"/>
+                <w:color w:val="000000"/>
+              </w:rPr>
+              <w:t xml:space="preserve">0.043</w:t>
             </w:r>
           </w:p>
         </w:tc>
@@ -16050,7 +16050,7 @@
                 <w:szCs w:val="22"/>
                 <w:color w:val="000000"/>
               </w:rPr>
-              <w:t xml:space="preserve">-0.96</w:t>
+              <w:t xml:space="preserve">-1.3</w:t>
             </w:r>
           </w:p>
         </w:tc>
@@ -16156,7 +16156,7 @@
                 <w:szCs w:val="22"/>
                 <w:color w:val="000000"/>
               </w:rPr>
-              <w:t xml:space="preserve">0.904</w:t>
+              <w:t xml:space="preserve">0.875</w:t>
             </w:r>
           </w:p>
         </w:tc>
@@ -16533,120 +16533,120 @@
                 <w:szCs w:val="22"/>
                 <w:color w:val="000000"/>
               </w:rPr>
-              <w:t xml:space="preserve">-2.1</w:t>
-            </w:r>
-          </w:p>
-        </w:tc>
-        <w:tc>
-          <w:tcPr>
-            <w:tcBorders>
-              <w:bottom w:val="none" w:sz="0" w:space="0" w:color="000000"/>
-              <w:top w:val="none" w:sz="0" w:space="0" w:color="000000"/>
-              <w:left w:val="none" w:sz="0" w:space="0" w:color="000000"/>
-              <w:right w:val="none" w:sz="0" w:space="0" w:color="000000"/>
-            </w:tcBorders>
-            <w:shd w:val="clear" w:color="auto" w:fill="FFFFFF"/>
-            <w:tcMar>
-              <w:top w:w="0" w:type="dxa"/>
-              <w:bottom w:w="0" w:type="dxa"/>
-              <w:left w:w="0" w:type="dxa"/>
-              <w:right w:w="0" w:type="dxa"/>
-            </w:tcMar>
-            <w:vAlign w:val="top"/>
-          </w:tcPr>
-          <w:p>
-            <w:pPr>
-              <w:pStyle w:val="Normal"/>
-              <w:jc w:val="center"/>
-              <w:pBdr>
-                <w:bottom w:val="none" w:sz="0" w:space="0" w:color="000000"/>
-                <w:top w:val="none" w:sz="0" w:space="0" w:color="000000"/>
-                <w:left w:val="none" w:sz="0" w:space="0" w:color="000000"/>
-                <w:right w:val="none" w:sz="0" w:space="0" w:color="000000"/>
-              </w:pBdr>
-              <w:spacing w:after="100" w:before="100" w:line="240"/>
-              <w:ind w:left="100" w:right="100" w:firstLine="0" w:firstLineChars="0"/>
-              <w:rPr>
-                <w:rFonts w:ascii="Helvetica" w:hAnsi="Helvetica" w:eastAsia="Helvetica" w:cs="Helvetica"/>
-                <w:i w:val="false"/>
-                <w:b w:val="false"/>
-                <w:u w:val="none"/>
-                <w:sz w:val="22"/>
-                <w:szCs w:val="22"/>
-                <w:color w:val="000000"/>
-              </w:rPr>
-            </w:pPr>
-            <w:r>
-              <w:rPr>
-                <w:rFonts w:ascii="Helvetica" w:hAnsi="Helvetica" w:eastAsia="Helvetica" w:cs="Helvetica"/>
-                <w:i w:val="false"/>
-                <w:b w:val="false"/>
-                <w:u w:val="none"/>
-                <w:sz w:val="22"/>
-                <w:szCs w:val="22"/>
-                <w:color w:val="000000"/>
-              </w:rPr>
-              <w:t xml:space="preserve">-7.7, 3.6</w:t>
-            </w:r>
-          </w:p>
-        </w:tc>
-        <w:tc>
-          <w:tcPr>
-            <w:tcBorders>
-              <w:bottom w:val="none" w:sz="0" w:space="0" w:color="000000"/>
-              <w:top w:val="none" w:sz="0" w:space="0" w:color="000000"/>
-              <w:left w:val="none" w:sz="0" w:space="0" w:color="000000"/>
-              <w:right w:val="none" w:sz="0" w:space="0" w:color="000000"/>
-            </w:tcBorders>
-            <w:shd w:val="clear" w:color="auto" w:fill="FFFFFF"/>
-            <w:tcMar>
-              <w:top w:w="0" w:type="dxa"/>
-              <w:bottom w:w="0" w:type="dxa"/>
-              <w:left w:w="0" w:type="dxa"/>
-              <w:right w:w="0" w:type="dxa"/>
-            </w:tcMar>
-            <w:vAlign w:val="top"/>
-          </w:tcPr>
-          <w:p>
-            <w:pPr>
-              <w:pStyle w:val="Normal"/>
-              <w:jc w:val="center"/>
-              <w:pBdr>
-                <w:bottom w:val="none" w:sz="0" w:space="0" w:color="000000"/>
-                <w:top w:val="none" w:sz="0" w:space="0" w:color="000000"/>
-                <w:left w:val="none" w:sz="0" w:space="0" w:color="000000"/>
-                <w:right w:val="none" w:sz="0" w:space="0" w:color="000000"/>
-              </w:pBdr>
-              <w:spacing w:after="100" w:before="100" w:line="240"/>
-              <w:ind w:left="100" w:right="100" w:firstLine="0" w:firstLineChars="0"/>
-              <w:rPr>
-                <w:rFonts w:ascii="Helvetica" w:hAnsi="Helvetica" w:eastAsia="Helvetica" w:cs="Helvetica"/>
-                <w:i w:val="false"/>
-                <w:b w:val="false"/>
-                <w:u w:val="none"/>
-                <w:sz w:val="22"/>
-                <w:szCs w:val="22"/>
-                <w:color w:val="000000"/>
-              </w:rPr>
-            </w:pPr>
-            <w:r>
-              <w:rPr>
-                <w:rFonts w:ascii="Helvetica" w:hAnsi="Helvetica" w:eastAsia="Helvetica" w:cs="Helvetica"/>
-                <w:i w:val="false"/>
-                <w:b w:val="false"/>
-                <w:u w:val="none"/>
-                <w:sz w:val="22"/>
-                <w:szCs w:val="22"/>
-                <w:color w:val="000000"/>
-              </w:rPr>
-              <w:t xml:space="preserve">0.471</w:t>
+              <w:t xml:space="preserve">-1.6</w:t>
+            </w:r>
+          </w:p>
+        </w:tc>
+        <w:tc>
+          <w:tcPr>
+            <w:tcBorders>
+              <w:bottom w:val="none" w:sz="0" w:space="0" w:color="000000"/>
+              <w:top w:val="none" w:sz="0" w:space="0" w:color="000000"/>
+              <w:left w:val="none" w:sz="0" w:space="0" w:color="000000"/>
+              <w:right w:val="none" w:sz="0" w:space="0" w:color="000000"/>
+            </w:tcBorders>
+            <w:shd w:val="clear" w:color="auto" w:fill="FFFFFF"/>
+            <w:tcMar>
+              <w:top w:w="0" w:type="dxa"/>
+              <w:bottom w:w="0" w:type="dxa"/>
+              <w:left w:w="0" w:type="dxa"/>
+              <w:right w:w="0" w:type="dxa"/>
+            </w:tcMar>
+            <w:vAlign w:val="top"/>
+          </w:tcPr>
+          <w:p>
+            <w:pPr>
+              <w:pStyle w:val="Normal"/>
+              <w:jc w:val="center"/>
+              <w:pBdr>
+                <w:bottom w:val="none" w:sz="0" w:space="0" w:color="000000"/>
+                <w:top w:val="none" w:sz="0" w:space="0" w:color="000000"/>
+                <w:left w:val="none" w:sz="0" w:space="0" w:color="000000"/>
+                <w:right w:val="none" w:sz="0" w:space="0" w:color="000000"/>
+              </w:pBdr>
+              <w:spacing w:after="100" w:before="100" w:line="240"/>
+              <w:ind w:left="100" w:right="100" w:firstLine="0" w:firstLineChars="0"/>
+              <w:rPr>
+                <w:rFonts w:ascii="Helvetica" w:hAnsi="Helvetica" w:eastAsia="Helvetica" w:cs="Helvetica"/>
+                <w:i w:val="false"/>
+                <w:b w:val="false"/>
+                <w:u w:val="none"/>
+                <w:sz w:val="22"/>
+                <w:szCs w:val="22"/>
+                <w:color w:val="000000"/>
+              </w:rPr>
+            </w:pPr>
+            <w:r>
+              <w:rPr>
+                <w:rFonts w:ascii="Helvetica" w:hAnsi="Helvetica" w:eastAsia="Helvetica" w:cs="Helvetica"/>
+                <w:i w:val="false"/>
+                <w:b w:val="false"/>
+                <w:u w:val="none"/>
+                <w:sz w:val="22"/>
+                <w:szCs w:val="22"/>
+                <w:color w:val="000000"/>
+              </w:rPr>
+              <w:t xml:space="preserve">-7.3, 4.1</w:t>
+            </w:r>
+          </w:p>
+        </w:tc>
+        <w:tc>
+          <w:tcPr>
+            <w:tcBorders>
+              <w:bottom w:val="none" w:sz="0" w:space="0" w:color="000000"/>
+              <w:top w:val="none" w:sz="0" w:space="0" w:color="000000"/>
+              <w:left w:val="none" w:sz="0" w:space="0" w:color="000000"/>
+              <w:right w:val="none" w:sz="0" w:space="0" w:color="000000"/>
+            </w:tcBorders>
+            <w:shd w:val="clear" w:color="auto" w:fill="FFFFFF"/>
+            <w:tcMar>
+              <w:top w:w="0" w:type="dxa"/>
+              <w:bottom w:w="0" w:type="dxa"/>
+              <w:left w:w="0" w:type="dxa"/>
+              <w:right w:w="0" w:type="dxa"/>
+            </w:tcMar>
+            <w:vAlign w:val="top"/>
+          </w:tcPr>
+          <w:p>
+            <w:pPr>
+              <w:pStyle w:val="Normal"/>
+              <w:jc w:val="center"/>
+              <w:pBdr>
+                <w:bottom w:val="none" w:sz="0" w:space="0" w:color="000000"/>
+                <w:top w:val="none" w:sz="0" w:space="0" w:color="000000"/>
+                <w:left w:val="none" w:sz="0" w:space="0" w:color="000000"/>
+                <w:right w:val="none" w:sz="0" w:space="0" w:color="000000"/>
+              </w:pBdr>
+              <w:spacing w:after="100" w:before="100" w:line="240"/>
+              <w:ind w:left="100" w:right="100" w:firstLine="0" w:firstLineChars="0"/>
+              <w:rPr>
+                <w:rFonts w:ascii="Helvetica" w:hAnsi="Helvetica" w:eastAsia="Helvetica" w:cs="Helvetica"/>
+                <w:i w:val="false"/>
+                <w:b w:val="false"/>
+                <w:u w:val="none"/>
+                <w:sz w:val="22"/>
+                <w:szCs w:val="22"/>
+                <w:color w:val="000000"/>
+              </w:rPr>
+            </w:pPr>
+            <w:r>
+              <w:rPr>
+                <w:rFonts w:ascii="Helvetica" w:hAnsi="Helvetica" w:eastAsia="Helvetica" w:cs="Helvetica"/>
+                <w:i w:val="false"/>
+                <w:b w:val="false"/>
+                <w:u w:val="none"/>
+                <w:sz w:val="22"/>
+                <w:szCs w:val="22"/>
+                <w:color w:val="000000"/>
+              </w:rPr>
+              <w:t xml:space="preserve">0.582</w:t>
             </w:r>
           </w:p>
         </w:tc>
       </w:tr>
       <w:tr>
         <w:trPr>
-          <w:trHeight w:val="598" w:hRule="auto"/>
+          <w:trHeight w:val="619" w:hRule="auto"/>
         </w:trPr>
         body34
         <w:tc>
@@ -16698,7 +16698,7 @@
                 <w:szCs w:val="22"/>
                 <w:color w:val="000000"/>
               </w:rPr>
-              <w:t xml:space="preserve">cockcroft</w:t>
+              <w:t xml:space="preserve">ckd_epi_gfr_cre_cys</w:t>
             </w:r>
           </w:p>
         </w:tc>
@@ -16804,7 +16804,7 @@
                 <w:szCs w:val="22"/>
                 <w:color w:val="000000"/>
               </w:rPr>
-              <w:t xml:space="preserve">-0.09</w:t>
+              <w:t xml:space="preserve">-0.04</w:t>
             </w:r>
           </w:p>
         </w:tc>
@@ -16857,7 +16857,7 @@
                 <w:szCs w:val="22"/>
                 <w:color w:val="000000"/>
               </w:rPr>
-              <w:t xml:space="preserve">-0.15, -0.02</w:t>
+              <w:t xml:space="preserve">-0.14, 0.05</w:t>
             </w:r>
           </w:p>
         </w:tc>
@@ -16910,7 +16910,7 @@
                 <w:szCs w:val="22"/>
                 <w:color w:val="000000"/>
               </w:rPr>
-              <w:t xml:space="preserve">0.008</w:t>
+              <w:t xml:space="preserve">0.359</w:t>
             </w:r>
           </w:p>
         </w:tc>
@@ -17016,7 +17016,7 @@
                 <w:szCs w:val="22"/>
                 <w:color w:val="000000"/>
               </w:rPr>
-              <w:t xml:space="preserve">-0.16</w:t>
+              <w:t xml:space="preserve">-0.19</w:t>
             </w:r>
           </w:p>
         </w:tc>
@@ -17069,7 +17069,7 @@
                 <w:szCs w:val="22"/>
                 <w:color w:val="000000"/>
               </w:rPr>
-              <w:t xml:space="preserve">-0.26, -0.06</w:t>
+              <w:t xml:space="preserve">-0.31, -0.06</w:t>
             </w:r>
           </w:p>
         </w:tc>
@@ -17122,7 +17122,7 @@
                 <w:szCs w:val="22"/>
                 <w:color w:val="000000"/>
               </w:rPr>
-              <w:t xml:space="preserve">0.002</w:t>
+              <w:t xml:space="preserve">0.003</w:t>
             </w:r>
           </w:p>
         </w:tc>
